--- a/ProductDesign/QuantitativeCustomerAnalysis.docx
+++ b/ProductDesign/QuantitativeCustomerAnalysis.docx
@@ -2515,7 +2515,9 @@
               <w:tab w:val="right" w:leader="dot" w:pos="9016"/>
             </w:tabs>
             <w:rPr>
+              <w:rFonts w:eastAsiaTheme="minorEastAsia"/>
               <w:noProof/>
+              <w:lang w:eastAsia="en-AU"/>
             </w:rPr>
           </w:pPr>
           <w:r>
@@ -2542,7 +2544,7 @@
             </w:rPr>
             <w:fldChar w:fldCharType="separate"/>
           </w:r>
-          <w:hyperlink w:anchor="_Toc233805727" w:history="1">
+          <w:hyperlink w:anchor="_Toc233814378" w:history="1">
             <w:r>
               <w:rPr>
                 <w:rStyle w:val="Hyperlink"/>
@@ -2574,7 +2576,7 @@
                 <w:noProof/>
                 <w:webHidden/>
               </w:rPr>
-              <w:instrText xml:space="preserve"> PAGEREF _Toc233805727 \h </w:instrText>
+              <w:instrText xml:space="preserve"> PAGEREF _Toc233814378 \h </w:instrText>
             </w:r>
             <w:r>
               <w:rPr>
@@ -2612,10 +2614,12 @@
               <w:tab w:val="right" w:leader="dot" w:pos="9016"/>
             </w:tabs>
             <w:rPr>
+              <w:rFonts w:eastAsiaTheme="minorEastAsia"/>
               <w:noProof/>
+              <w:lang w:eastAsia="en-AU"/>
             </w:rPr>
           </w:pPr>
-          <w:hyperlink w:anchor="_Toc233805728" w:history="1">
+          <w:hyperlink w:anchor="_Toc233814379" w:history="1">
             <w:r>
               <w:rPr>
                 <w:rStyle w:val="Hyperlink"/>
@@ -2626,7 +2630,7 @@
                 <w:kern w:val="36"/>
                 <w:lang w:eastAsia="en-AU"/>
               </w:rPr>
-              <w:t>Section A — Problem Validation</w:t>
+              <w:t>Section A — Problem Validation/ Severity</w:t>
             </w:r>
             <w:r>
               <w:rPr>
@@ -2647,7 +2651,7 @@
                 <w:noProof/>
                 <w:webHidden/>
               </w:rPr>
-              <w:instrText xml:space="preserve"> PAGEREF _Toc233805728 \h </w:instrText>
+              <w:instrText xml:space="preserve"> PAGEREF _Toc233814379 \h </w:instrText>
             </w:r>
             <w:r>
               <w:rPr>
@@ -2686,10 +2690,12 @@
               <w:tab w:val="right" w:leader="dot" w:pos="9016"/>
             </w:tabs>
             <w:rPr>
+              <w:rFonts w:eastAsiaTheme="minorEastAsia"/>
               <w:noProof/>
+              <w:lang w:eastAsia="en-AU"/>
             </w:rPr>
           </w:pPr>
-          <w:hyperlink w:anchor="_Toc233805729" w:history="1">
+          <w:hyperlink w:anchor="_Toc233814380" w:history="1">
             <w:r>
               <w:rPr>
                 <w:rStyle w:val="Hyperlink"/>
@@ -2703,7 +2709,9 @@
             </w:r>
             <w:r>
               <w:rPr>
-                <w:noProof/>
+                <w:rFonts w:eastAsiaTheme="minorEastAsia"/>
+                <w:noProof/>
+                <w:lang w:eastAsia="en-AU"/>
               </w:rPr>
               <w:tab/>
             </w:r>
@@ -2716,7 +2724,7 @@
                 <w:noProof/>
                 <w:lang w:eastAsia="en-AU"/>
               </w:rPr>
-              <w:t>I often experience stress, loneliness, anxiety, lack of motivation, or emotional overwhelm in my everyday life.</w:t>
+              <w:t>Do you often experience stress, loneliness, anxiety, lack of motivation, or emotional overwhelm in everyday life?</w:t>
             </w:r>
             <w:r>
               <w:rPr>
@@ -2737,7 +2745,7 @@
                 <w:noProof/>
                 <w:webHidden/>
               </w:rPr>
-              <w:instrText xml:space="preserve"> PAGEREF _Toc233805729 \h </w:instrText>
+              <w:instrText xml:space="preserve"> PAGEREF _Toc233814380 \h </w:instrText>
             </w:r>
             <w:r>
               <w:rPr>
@@ -2776,10 +2784,12 @@
               <w:tab w:val="right" w:leader="dot" w:pos="9016"/>
             </w:tabs>
             <w:rPr>
+              <w:rFonts w:eastAsiaTheme="minorEastAsia"/>
               <w:noProof/>
+              <w:lang w:eastAsia="en-AU"/>
             </w:rPr>
           </w:pPr>
-          <w:hyperlink w:anchor="_Toc233805730" w:history="1">
+          <w:hyperlink w:anchor="_Toc233814381" w:history="1">
             <w:r>
               <w:rPr>
                 <w:rStyle w:val="Hyperlink"/>
@@ -2793,7 +2803,9 @@
             </w:r>
             <w:r>
               <w:rPr>
-                <w:noProof/>
+                <w:rFonts w:eastAsiaTheme="minorEastAsia"/>
+                <w:noProof/>
+                <w:lang w:eastAsia="en-AU"/>
               </w:rPr>
               <w:tab/>
             </w:r>
@@ -2806,7 +2818,7 @@
                 <w:noProof/>
                 <w:lang w:eastAsia="en-AU"/>
               </w:rPr>
-              <w:t>When I experience these feelings, I often don't have immediate, personalised support available.</w:t>
+              <w:t>When you experience these feelings, do you often have immediate, personalised support available?</w:t>
             </w:r>
             <w:r>
               <w:rPr>
@@ -2827,7 +2839,7 @@
                 <w:noProof/>
                 <w:webHidden/>
               </w:rPr>
-              <w:instrText xml:space="preserve"> PAGEREF _Toc233805730 \h </w:instrText>
+              <w:instrText xml:space="preserve"> PAGEREF _Toc233814381 \h </w:instrText>
             </w:r>
             <w:r>
               <w:rPr>
@@ -2866,10 +2878,12 @@
               <w:tab w:val="right" w:leader="dot" w:pos="9016"/>
             </w:tabs>
             <w:rPr>
+              <w:rFonts w:eastAsiaTheme="minorEastAsia"/>
               <w:noProof/>
+              <w:lang w:eastAsia="en-AU"/>
             </w:rPr>
           </w:pPr>
-          <w:hyperlink w:anchor="_Toc233805731" w:history="1">
+          <w:hyperlink w:anchor="_Toc233814382" w:history="1">
             <w:r>
               <w:rPr>
                 <w:rStyle w:val="Hyperlink"/>
@@ -2883,7 +2897,9 @@
             </w:r>
             <w:r>
               <w:rPr>
-                <w:noProof/>
+                <w:rFonts w:eastAsiaTheme="minorEastAsia"/>
+                <w:noProof/>
+                <w:lang w:eastAsia="en-AU"/>
               </w:rPr>
               <w:tab/>
             </w:r>
@@ -2896,7 +2912,7 @@
                 <w:noProof/>
                 <w:lang w:eastAsia="en-AU"/>
               </w:rPr>
-              <w:t>Current solutions such as music apps, meditation apps, social media or self-help resources only partially meet my wellbeing needs.</w:t>
+              <w:t>Do the currently available digital solutions such as music apps, meditation apps, social media or self-help resources fully meet your wellbeing needs?</w:t>
             </w:r>
             <w:r>
               <w:rPr>
@@ -2917,7 +2933,7 @@
                 <w:noProof/>
                 <w:webHidden/>
               </w:rPr>
-              <w:instrText xml:space="preserve"> PAGEREF _Toc233805731 \h </w:instrText>
+              <w:instrText xml:space="preserve"> PAGEREF _Toc233814382 \h </w:instrText>
             </w:r>
             <w:r>
               <w:rPr>
@@ -2955,10 +2971,12 @@
               <w:tab w:val="right" w:leader="dot" w:pos="9016"/>
             </w:tabs>
             <w:rPr>
+              <w:rFonts w:eastAsiaTheme="minorEastAsia"/>
               <w:noProof/>
+              <w:lang w:eastAsia="en-AU"/>
             </w:rPr>
           </w:pPr>
-          <w:hyperlink w:anchor="_Toc233805732" w:history="1">
+          <w:hyperlink w:anchor="_Toc233814383" w:history="1">
             <w:r>
               <w:rPr>
                 <w:rStyle w:val="Hyperlink"/>
@@ -2969,7 +2987,7 @@
                 <w:kern w:val="36"/>
                 <w:lang w:eastAsia="en-AU"/>
               </w:rPr>
-              <w:t>Section B — Solution Validation</w:t>
+              <w:t>Section B — Solution Fit/ Validation</w:t>
             </w:r>
             <w:r>
               <w:rPr>
@@ -2990,7 +3008,7 @@
                 <w:noProof/>
                 <w:webHidden/>
               </w:rPr>
-              <w:instrText xml:space="preserve"> PAGEREF _Toc233805732 \h </w:instrText>
+              <w:instrText xml:space="preserve"> PAGEREF _Toc233814383 \h </w:instrText>
             </w:r>
             <w:r>
               <w:rPr>
@@ -3029,10 +3047,12 @@
               <w:tab w:val="right" w:leader="dot" w:pos="9016"/>
             </w:tabs>
             <w:rPr>
+              <w:rFonts w:eastAsiaTheme="minorEastAsia"/>
               <w:noProof/>
+              <w:lang w:eastAsia="en-AU"/>
             </w:rPr>
           </w:pPr>
-          <w:hyperlink w:anchor="_Toc233805733" w:history="1">
+          <w:hyperlink w:anchor="_Toc233814384" w:history="1">
             <w:r>
               <w:rPr>
                 <w:rStyle w:val="Hyperlink"/>
@@ -3046,7 +3066,9 @@
             </w:r>
             <w:r>
               <w:rPr>
-                <w:noProof/>
+                <w:rFonts w:eastAsiaTheme="minorEastAsia"/>
+                <w:noProof/>
+                <w:lang w:eastAsia="en-AU"/>
               </w:rPr>
               <w:tab/>
             </w:r>
@@ -3059,7 +3081,7 @@
                 <w:noProof/>
                 <w:lang w:eastAsia="en-AU"/>
               </w:rPr>
-              <w:t>I would value an AI companion that understands my emotions without judging me.</w:t>
+              <w:t>Would you value an AI companion that understands your emotions without judging you?</w:t>
             </w:r>
             <w:r>
               <w:rPr>
@@ -3080,7 +3102,7 @@
                 <w:noProof/>
                 <w:webHidden/>
               </w:rPr>
-              <w:instrText xml:space="preserve"> PAGEREF _Toc233805733 \h </w:instrText>
+              <w:instrText xml:space="preserve"> PAGEREF _Toc233814384 \h </w:instrText>
             </w:r>
             <w:r>
               <w:rPr>
@@ -3119,10 +3141,12 @@
               <w:tab w:val="right" w:leader="dot" w:pos="9016"/>
             </w:tabs>
             <w:rPr>
+              <w:rFonts w:eastAsiaTheme="minorEastAsia"/>
               <w:noProof/>
+              <w:lang w:eastAsia="en-AU"/>
             </w:rPr>
           </w:pPr>
-          <w:hyperlink w:anchor="_Toc233805734" w:history="1">
+          <w:hyperlink w:anchor="_Toc233814385" w:history="1">
             <w:r>
               <w:rPr>
                 <w:rStyle w:val="Hyperlink"/>
@@ -3136,7 +3160,9 @@
             </w:r>
             <w:r>
               <w:rPr>
-                <w:noProof/>
+                <w:rFonts w:eastAsiaTheme="minorEastAsia"/>
+                <w:noProof/>
+                <w:lang w:eastAsia="en-AU"/>
               </w:rPr>
               <w:tab/>
             </w:r>
@@ -3149,7 +3175,7 @@
                 <w:noProof/>
                 <w:lang w:eastAsia="en-AU"/>
               </w:rPr>
-              <w:t>I like the idea of an AI that combines conversation with personalised music recommendations instead of offering only one or the other.</w:t>
+              <w:t>Do you like the idea of an AI that combines conversation with personalised music recommendations instead of offering only one or the other?</w:t>
             </w:r>
             <w:r>
               <w:rPr>
@@ -3170,7 +3196,7 @@
                 <w:noProof/>
                 <w:webHidden/>
               </w:rPr>
-              <w:instrText xml:space="preserve"> PAGEREF _Toc233805734 \h </w:instrText>
+              <w:instrText xml:space="preserve"> PAGEREF _Toc233814385 \h </w:instrText>
             </w:r>
             <w:r>
               <w:rPr>
@@ -3190,7 +3216,7 @@
                 <w:noProof/>
                 <w:webHidden/>
               </w:rPr>
-              <w:t>3</w:t>
+              <w:t>4</w:t>
             </w:r>
             <w:r>
               <w:rPr>
@@ -3209,10 +3235,12 @@
               <w:tab w:val="right" w:leader="dot" w:pos="9016"/>
             </w:tabs>
             <w:rPr>
+              <w:rFonts w:eastAsiaTheme="minorEastAsia"/>
               <w:noProof/>
+              <w:lang w:eastAsia="en-AU"/>
             </w:rPr>
           </w:pPr>
-          <w:hyperlink w:anchor="_Toc233805735" w:history="1">
+          <w:hyperlink w:anchor="_Toc233814386" w:history="1">
             <w:r>
               <w:rPr>
                 <w:rStyle w:val="Hyperlink"/>
@@ -3226,7 +3254,9 @@
             </w:r>
             <w:r>
               <w:rPr>
-                <w:noProof/>
+                <w:rFonts w:eastAsiaTheme="minorEastAsia"/>
+                <w:noProof/>
+                <w:lang w:eastAsia="en-AU"/>
               </w:rPr>
               <w:tab/>
             </w:r>
@@ -3239,7 +3269,7 @@
                 <w:noProof/>
                 <w:lang w:eastAsia="en-AU"/>
               </w:rPr>
-              <w:t>I believe music chosen according to my current mood, activity and life situation could improve my wellbeing more than generic playlists.</w:t>
+              <w:t>Do you believe that music chosen according to your current mood, activity and life situation would improve your wellbeing more than generic playlists?</w:t>
             </w:r>
             <w:r>
               <w:rPr>
@@ -3260,7 +3290,7 @@
                 <w:noProof/>
                 <w:webHidden/>
               </w:rPr>
-              <w:instrText xml:space="preserve"> PAGEREF _Toc233805735 \h </w:instrText>
+              <w:instrText xml:space="preserve"> PAGEREF _Toc233814386 \h </w:instrText>
             </w:r>
             <w:r>
               <w:rPr>
@@ -3299,10 +3329,12 @@
               <w:tab w:val="right" w:leader="dot" w:pos="9016"/>
             </w:tabs>
             <w:rPr>
+              <w:rFonts w:eastAsiaTheme="minorEastAsia"/>
               <w:noProof/>
+              <w:lang w:eastAsia="en-AU"/>
             </w:rPr>
           </w:pPr>
-          <w:hyperlink w:anchor="_Toc233805736" w:history="1">
+          <w:hyperlink w:anchor="_Toc233814387" w:history="1">
             <w:r>
               <w:rPr>
                 <w:rStyle w:val="Hyperlink"/>
@@ -3316,7 +3348,9 @@
             </w:r>
             <w:r>
               <w:rPr>
-                <w:noProof/>
+                <w:rFonts w:eastAsiaTheme="minorEastAsia"/>
+                <w:noProof/>
+                <w:lang w:eastAsia="en-AU"/>
               </w:rPr>
               <w:tab/>
             </w:r>
@@ -3329,7 +3363,7 @@
                 <w:noProof/>
                 <w:lang w:eastAsia="en-AU"/>
               </w:rPr>
-              <w:t>I would feel comfortable sharing my mood, activities and important life situations if it resulted in better personalised recommendations.</w:t>
+              <w:t>Would you feel comfortable sharing your mood, activities and important life situations securely within an app, (with no humans ever able to access that information) if it resulted in better personalised recommendations?</w:t>
             </w:r>
             <w:r>
               <w:rPr>
@@ -3350,7 +3384,7 @@
                 <w:noProof/>
                 <w:webHidden/>
               </w:rPr>
-              <w:instrText xml:space="preserve"> PAGEREF _Toc233805736 \h </w:instrText>
+              <w:instrText xml:space="preserve"> PAGEREF _Toc233814387 \h </w:instrText>
             </w:r>
             <w:r>
               <w:rPr>
@@ -3388,10 +3422,12 @@
               <w:tab w:val="right" w:leader="dot" w:pos="9016"/>
             </w:tabs>
             <w:rPr>
+              <w:rFonts w:eastAsiaTheme="minorEastAsia"/>
               <w:noProof/>
+              <w:lang w:eastAsia="en-AU"/>
             </w:rPr>
           </w:pPr>
-          <w:hyperlink w:anchor="_Toc233805737" w:history="1">
+          <w:hyperlink w:anchor="_Toc233814388" w:history="1">
             <w:r>
               <w:rPr>
                 <w:rStyle w:val="Hyperlink"/>
@@ -3423,7 +3459,7 @@
                 <w:noProof/>
                 <w:webHidden/>
               </w:rPr>
-              <w:instrText xml:space="preserve"> PAGEREF _Toc233805737 \h </w:instrText>
+              <w:instrText xml:space="preserve"> PAGEREF _Toc233814388 \h </w:instrText>
             </w:r>
             <w:r>
               <w:rPr>
@@ -3462,10 +3498,12 @@
               <w:tab w:val="right" w:leader="dot" w:pos="9016"/>
             </w:tabs>
             <w:rPr>
+              <w:rFonts w:eastAsiaTheme="minorEastAsia"/>
               <w:noProof/>
+              <w:lang w:eastAsia="en-AU"/>
             </w:rPr>
           </w:pPr>
-          <w:hyperlink w:anchor="_Toc233805738" w:history="1">
+          <w:hyperlink w:anchor="_Toc233814389" w:history="1">
             <w:r>
               <w:rPr>
                 <w:rStyle w:val="Hyperlink"/>
@@ -3479,7 +3517,9 @@
             </w:r>
             <w:r>
               <w:rPr>
-                <w:noProof/>
+                <w:rFonts w:eastAsiaTheme="minorEastAsia"/>
+                <w:noProof/>
+                <w:lang w:eastAsia="en-AU"/>
               </w:rPr>
               <w:tab/>
             </w:r>
@@ -3492,7 +3532,7 @@
                 <w:noProof/>
                 <w:lang w:eastAsia="en-AU"/>
               </w:rPr>
-              <w:t>I would find it useful if RedDust remembered my favourite music, life events and wellbeing journey over time.</w:t>
+              <w:t>Would you find it useful if RedDust remembers your favourite music, life events and wellbeing journey over time?</w:t>
             </w:r>
             <w:r>
               <w:rPr>
@@ -3513,7 +3553,7 @@
                 <w:noProof/>
                 <w:webHidden/>
               </w:rPr>
-              <w:instrText xml:space="preserve"> PAGEREF _Toc233805738 \h </w:instrText>
+              <w:instrText xml:space="preserve"> PAGEREF _Toc233814389 \h </w:instrText>
             </w:r>
             <w:r>
               <w:rPr>
@@ -3552,10 +3592,12 @@
               <w:tab w:val="right" w:leader="dot" w:pos="9016"/>
             </w:tabs>
             <w:rPr>
+              <w:rFonts w:eastAsiaTheme="minorEastAsia"/>
               <w:noProof/>
+              <w:lang w:eastAsia="en-AU"/>
             </w:rPr>
           </w:pPr>
-          <w:hyperlink w:anchor="_Toc233805739" w:history="1">
+          <w:hyperlink w:anchor="_Toc233814390" w:history="1">
             <w:r>
               <w:rPr>
                 <w:rStyle w:val="Hyperlink"/>
@@ -3569,7 +3611,9 @@
             </w:r>
             <w:r>
               <w:rPr>
-                <w:noProof/>
+                <w:rFonts w:eastAsiaTheme="minorEastAsia"/>
+                <w:noProof/>
+                <w:lang w:eastAsia="en-AU"/>
               </w:rPr>
               <w:tab/>
             </w:r>
@@ -3582,7 +3626,7 @@
                 <w:noProof/>
                 <w:lang w:eastAsia="en-AU"/>
               </w:rPr>
-              <w:t>Seeing my wellbeing improve over time through an explainable Soul Score would motivate me to continue using the app.</w:t>
+              <w:t>Would seeing your wellbeing improve over time through an explainable Soul Score motivate you to continue using the app?</w:t>
             </w:r>
             <w:r>
               <w:rPr>
@@ -3603,7 +3647,7 @@
                 <w:noProof/>
                 <w:webHidden/>
               </w:rPr>
-              <w:instrText xml:space="preserve"> PAGEREF _Toc233805739 \h </w:instrText>
+              <w:instrText xml:space="preserve"> PAGEREF _Toc233814390 \h </w:instrText>
             </w:r>
             <w:r>
               <w:rPr>
@@ -3642,10 +3686,12 @@
               <w:tab w:val="right" w:leader="dot" w:pos="9016"/>
             </w:tabs>
             <w:rPr>
+              <w:rFonts w:eastAsiaTheme="minorEastAsia"/>
               <w:noProof/>
+              <w:lang w:eastAsia="en-AU"/>
             </w:rPr>
           </w:pPr>
-          <w:hyperlink w:anchor="_Toc233805740" w:history="1">
+          <w:hyperlink w:anchor="_Toc233814391" w:history="1">
             <w:r>
               <w:rPr>
                 <w:rStyle w:val="Hyperlink"/>
@@ -3659,7 +3705,9 @@
             </w:r>
             <w:r>
               <w:rPr>
-                <w:noProof/>
+                <w:rFonts w:eastAsiaTheme="minorEastAsia"/>
+                <w:noProof/>
+                <w:lang w:eastAsia="en-AU"/>
               </w:rPr>
               <w:tab/>
             </w:r>
@@ -3672,7 +3720,7 @@
                 <w:noProof/>
                 <w:lang w:eastAsia="en-AU"/>
               </w:rPr>
-              <w:t>I would like RedDust to adapt its conversations and recommendations as my life changes (for example exams, a new job, becoming a parent or retirement).</w:t>
+              <w:t>Would you like RedDust to adapt its conversations and recommendations as your life changes (for example exams, a new job, becoming a parent or retirement)?</w:t>
             </w:r>
             <w:r>
               <w:rPr>
@@ -3693,7 +3741,7 @@
                 <w:noProof/>
                 <w:webHidden/>
               </w:rPr>
-              <w:instrText xml:space="preserve"> PAGEREF _Toc233805740 \h </w:instrText>
+              <w:instrText xml:space="preserve"> PAGEREF _Toc233814391 \h </w:instrText>
             </w:r>
             <w:r>
               <w:rPr>
@@ -3732,10 +3780,12 @@
               <w:tab w:val="right" w:leader="dot" w:pos="9016"/>
             </w:tabs>
             <w:rPr>
+              <w:rFonts w:eastAsiaTheme="minorEastAsia"/>
               <w:noProof/>
+              <w:lang w:eastAsia="en-AU"/>
             </w:rPr>
           </w:pPr>
-          <w:hyperlink w:anchor="_Toc233805741" w:history="1">
+          <w:hyperlink w:anchor="_Toc233814392" w:history="1">
             <w:r>
               <w:rPr>
                 <w:rStyle w:val="Hyperlink"/>
@@ -3749,7 +3799,9 @@
             </w:r>
             <w:r>
               <w:rPr>
-                <w:noProof/>
+                <w:rFonts w:eastAsiaTheme="minorEastAsia"/>
+                <w:noProof/>
+                <w:lang w:eastAsia="en-AU"/>
               </w:rPr>
               <w:tab/>
             </w:r>
@@ -3762,7 +3814,7 @@
                 <w:noProof/>
                 <w:lang w:eastAsia="en-AU"/>
               </w:rPr>
-              <w:t>I would trust recommendations more if RedDust explained why it suggested a particular song or podcast.</w:t>
+              <w:t>Would you trust recommendations more if RedDust explained why it suggested a particular song or podcast?</w:t>
             </w:r>
             <w:r>
               <w:rPr>
@@ -3783,7 +3835,7 @@
                 <w:noProof/>
                 <w:webHidden/>
               </w:rPr>
-              <w:instrText xml:space="preserve"> PAGEREF _Toc233805741 \h </w:instrText>
+              <w:instrText xml:space="preserve"> PAGEREF _Toc233814392 \h </w:instrText>
             </w:r>
             <w:r>
               <w:rPr>
@@ -3821,10 +3873,12 @@
               <w:tab w:val="right" w:leader="dot" w:pos="9016"/>
             </w:tabs>
             <w:rPr>
+              <w:rFonts w:eastAsiaTheme="minorEastAsia"/>
               <w:noProof/>
+              <w:lang w:eastAsia="en-AU"/>
             </w:rPr>
           </w:pPr>
-          <w:hyperlink w:anchor="_Toc233805742" w:history="1">
+          <w:hyperlink w:anchor="_Toc233814393" w:history="1">
             <w:r>
               <w:rPr>
                 <w:rStyle w:val="Hyperlink"/>
@@ -3835,7 +3889,7 @@
                 <w:kern w:val="36"/>
                 <w:lang w:eastAsia="en-AU"/>
               </w:rPr>
-              <w:t>Section D — Habit Formation</w:t>
+              <w:t>Section D — Habit Formation/ Behaviour Retention</w:t>
             </w:r>
             <w:r>
               <w:rPr>
@@ -3856,7 +3910,7 @@
                 <w:noProof/>
                 <w:webHidden/>
               </w:rPr>
-              <w:instrText xml:space="preserve"> PAGEREF _Toc233805742 \h </w:instrText>
+              <w:instrText xml:space="preserve"> PAGEREF _Toc233814393 \h </w:instrText>
             </w:r>
             <w:r>
               <w:rPr>
@@ -3876,7 +3930,7 @@
                 <w:noProof/>
                 <w:webHidden/>
               </w:rPr>
-              <w:t>4</w:t>
+              <w:t>5</w:t>
             </w:r>
             <w:r>
               <w:rPr>
@@ -3895,10 +3949,12 @@
               <w:tab w:val="right" w:leader="dot" w:pos="9016"/>
             </w:tabs>
             <w:rPr>
+              <w:rFonts w:eastAsiaTheme="minorEastAsia"/>
               <w:noProof/>
+              <w:lang w:eastAsia="en-AU"/>
             </w:rPr>
           </w:pPr>
-          <w:hyperlink w:anchor="_Toc233805743" w:history="1">
+          <w:hyperlink w:anchor="_Toc233814394" w:history="1">
             <w:r>
               <w:rPr>
                 <w:rStyle w:val="Hyperlink"/>
@@ -3912,7 +3968,9 @@
             </w:r>
             <w:r>
               <w:rPr>
-                <w:noProof/>
+                <w:rFonts w:eastAsiaTheme="minorEastAsia"/>
+                <w:noProof/>
+                <w:lang w:eastAsia="en-AU"/>
               </w:rPr>
               <w:tab/>
             </w:r>
@@ -3925,7 +3983,7 @@
                 <w:noProof/>
                 <w:lang w:eastAsia="en-AU"/>
               </w:rPr>
-              <w:t>If RedDust consistently helped me feel calmer, happier or more motivated, I could imagine using it almost every day.</w:t>
+              <w:t>If RedDust consistently helped you feel calmer, happier or more motivated, could you imagine using it almost every day?</w:t>
             </w:r>
             <w:r>
               <w:rPr>
@@ -3946,7 +4004,7 @@
                 <w:noProof/>
                 <w:webHidden/>
               </w:rPr>
-              <w:instrText xml:space="preserve"> PAGEREF _Toc233805743 \h </w:instrText>
+              <w:instrText xml:space="preserve"> PAGEREF _Toc233814394 \h </w:instrText>
             </w:r>
             <w:r>
               <w:rPr>
@@ -3966,7 +4024,7 @@
                 <w:noProof/>
                 <w:webHidden/>
               </w:rPr>
-              <w:t>4</w:t>
+              <w:t>5</w:t>
             </w:r>
             <w:r>
               <w:rPr>
@@ -3985,10 +4043,12 @@
               <w:tab w:val="right" w:leader="dot" w:pos="9016"/>
             </w:tabs>
             <w:rPr>
+              <w:rFonts w:eastAsiaTheme="minorEastAsia"/>
               <w:noProof/>
+              <w:lang w:eastAsia="en-AU"/>
             </w:rPr>
           </w:pPr>
-          <w:hyperlink w:anchor="_Toc233805744" w:history="1">
+          <w:hyperlink w:anchor="_Toc233814395" w:history="1">
             <w:r>
               <w:rPr>
                 <w:rStyle w:val="Hyperlink"/>
@@ -4002,7 +4062,9 @@
             </w:r>
             <w:r>
               <w:rPr>
-                <w:noProof/>
+                <w:rFonts w:eastAsiaTheme="minorEastAsia"/>
+                <w:noProof/>
+                <w:lang w:eastAsia="en-AU"/>
               </w:rPr>
               <w:tab/>
             </w:r>
@@ -4015,7 +4077,7 @@
                 <w:noProof/>
                 <w:lang w:eastAsia="en-AU"/>
               </w:rPr>
-              <w:t>I believe RedDust could become part of my everyday routine, similar to how I currently use Spotify, YouTube or ChatGPT.</w:t>
+              <w:t>Do you believe RedDust could become part of your everyday routine, similar to how you currently use your favourite apps like Facebook, Spotify, YouTube or ChatGPT?</w:t>
             </w:r>
             <w:r>
               <w:rPr>
@@ -4036,7 +4098,7 @@
                 <w:noProof/>
                 <w:webHidden/>
               </w:rPr>
-              <w:instrText xml:space="preserve"> PAGEREF _Toc233805744 \h </w:instrText>
+              <w:instrText xml:space="preserve"> PAGEREF _Toc233814395 \h </w:instrText>
             </w:r>
             <w:r>
               <w:rPr>
@@ -4074,10 +4136,12 @@
               <w:tab w:val="right" w:leader="dot" w:pos="9016"/>
             </w:tabs>
             <w:rPr>
+              <w:rFonts w:eastAsiaTheme="minorEastAsia"/>
               <w:noProof/>
+              <w:lang w:eastAsia="en-AU"/>
             </w:rPr>
           </w:pPr>
-          <w:hyperlink w:anchor="_Toc233805745" w:history="1">
+          <w:hyperlink w:anchor="_Toc233814396" w:history="1">
             <w:r>
               <w:rPr>
                 <w:rStyle w:val="Hyperlink"/>
@@ -4088,7 +4152,7 @@
                 <w:kern w:val="36"/>
                 <w:lang w:eastAsia="en-AU"/>
               </w:rPr>
-              <w:t>Section E — Commercial Validation</w:t>
+              <w:t>Section E — Commercial Validation/ Viability</w:t>
             </w:r>
             <w:r>
               <w:rPr>
@@ -4109,7 +4173,7 @@
                 <w:noProof/>
                 <w:webHidden/>
               </w:rPr>
-              <w:instrText xml:space="preserve"> PAGEREF _Toc233805745 \h </w:instrText>
+              <w:instrText xml:space="preserve"> PAGEREF _Toc233814396 \h </w:instrText>
             </w:r>
             <w:r>
               <w:rPr>
@@ -4148,10 +4212,12 @@
               <w:tab w:val="right" w:leader="dot" w:pos="9016"/>
             </w:tabs>
             <w:rPr>
+              <w:rFonts w:eastAsiaTheme="minorEastAsia"/>
               <w:noProof/>
+              <w:lang w:eastAsia="en-AU"/>
             </w:rPr>
           </w:pPr>
-          <w:hyperlink w:anchor="_Toc233805746" w:history="1">
+          <w:hyperlink w:anchor="_Toc233814397" w:history="1">
             <w:r>
               <w:rPr>
                 <w:rStyle w:val="Hyperlink"/>
@@ -4165,7 +4231,9 @@
             </w:r>
             <w:r>
               <w:rPr>
-                <w:noProof/>
+                <w:rFonts w:eastAsiaTheme="minorEastAsia"/>
+                <w:noProof/>
+                <w:lang w:eastAsia="en-AU"/>
               </w:rPr>
               <w:tab/>
             </w:r>
@@ -4178,7 +4246,7 @@
                 <w:noProof/>
                 <w:lang w:eastAsia="en-AU"/>
               </w:rPr>
-              <w:t>If RedDust consistently delivered personalised wellbeing support that genuinely improved my life, I would be willing to pay approximately AUD $10–20 per month.</w:t>
+              <w:t>If RedDust consistently delivered personalised wellbeing support that genuinely improved your life, would you be willing to pay approximately AUD $10–20 per month?</w:t>
             </w:r>
             <w:r>
               <w:rPr>
@@ -4199,7 +4267,7 @@
                 <w:noProof/>
                 <w:webHidden/>
               </w:rPr>
-              <w:instrText xml:space="preserve"> PAGEREF _Toc233805746 \h </w:instrText>
+              <w:instrText xml:space="preserve"> PAGEREF _Toc233814397 \h </w:instrText>
             </w:r>
             <w:r>
               <w:rPr>
@@ -4238,10 +4306,12 @@
               <w:tab w:val="right" w:leader="dot" w:pos="9016"/>
             </w:tabs>
             <w:rPr>
+              <w:rFonts w:eastAsiaTheme="minorEastAsia"/>
               <w:noProof/>
+              <w:lang w:eastAsia="en-AU"/>
             </w:rPr>
           </w:pPr>
-          <w:hyperlink w:anchor="_Toc233805747" w:history="1">
+          <w:hyperlink w:anchor="_Toc233814398" w:history="1">
             <w:r>
               <w:rPr>
                 <w:rStyle w:val="Hyperlink"/>
@@ -4255,7 +4325,9 @@
             </w:r>
             <w:r>
               <w:rPr>
-                <w:noProof/>
+                <w:rFonts w:eastAsiaTheme="minorEastAsia"/>
+                <w:noProof/>
+                <w:lang w:eastAsia="en-AU"/>
               </w:rPr>
               <w:tab/>
             </w:r>
@@ -4268,7 +4340,7 @@
                 <w:noProof/>
                 <w:lang w:eastAsia="en-AU"/>
               </w:rPr>
-              <w:t>Overall, I believe RedDust offers a unique combination of AI companionship, personalised music and wellbeing support that I cannot easily find in a single existing product.</w:t>
+              <w:t>Overall, do you believe RedDust offers a unique combination of AI companionship, personalised music and wellbeing support that cannot easily be found in a single existing product?</w:t>
             </w:r>
             <w:r>
               <w:rPr>
@@ -4289,7 +4361,7 @@
                 <w:noProof/>
                 <w:webHidden/>
               </w:rPr>
-              <w:instrText xml:space="preserve"> PAGEREF _Toc233805747 \h </w:instrText>
+              <w:instrText xml:space="preserve"> PAGEREF _Toc233814398 \h </w:instrText>
             </w:r>
             <w:r>
               <w:rPr>
@@ -4327,10 +4399,12 @@
               <w:tab w:val="right" w:leader="dot" w:pos="9016"/>
             </w:tabs>
             <w:rPr>
+              <w:rFonts w:eastAsiaTheme="minorEastAsia"/>
               <w:noProof/>
+              <w:lang w:eastAsia="en-AU"/>
             </w:rPr>
           </w:pPr>
-          <w:hyperlink w:anchor="_Toc233805748" w:history="1">
+          <w:hyperlink w:anchor="_Toc233814399" w:history="1">
             <w:r>
               <w:rPr>
                 <w:rStyle w:val="Hyperlink"/>
@@ -4341,7 +4415,7 @@
                 <w:kern w:val="36"/>
                 <w:lang w:eastAsia="en-AU"/>
               </w:rPr>
-              <w:t>How to Analyse the Results</w:t>
+              <w:t>Why This Questionnaire is Comprehensive</w:t>
             </w:r>
             <w:r>
               <w:rPr>
@@ -4362,80 +4436,7 @@
                 <w:noProof/>
                 <w:webHidden/>
               </w:rPr>
-              <w:instrText xml:space="preserve"> PAGEREF _Toc233805748 \h </w:instrText>
-            </w:r>
-            <w:r>
-              <w:rPr>
-                <w:noProof/>
-                <w:webHidden/>
-              </w:rPr>
-            </w:r>
-            <w:r>
-              <w:rPr>
-                <w:noProof/>
-                <w:webHidden/>
-              </w:rPr>
-              <w:fldChar w:fldCharType="separate"/>
-            </w:r>
-            <w:r>
-              <w:rPr>
-                <w:noProof/>
-                <w:webHidden/>
-              </w:rPr>
-              <w:t>5</w:t>
-            </w:r>
-            <w:r>
-              <w:rPr>
-                <w:noProof/>
-                <w:webHidden/>
-              </w:rPr>
-              <w:fldChar w:fldCharType="end"/>
-            </w:r>
-          </w:hyperlink>
-        </w:p>
-        <w:p>
-          <w:pPr>
-            <w:pStyle w:val="TOC1"/>
-            <w:tabs>
-              <w:tab w:val="right" w:leader="dot" w:pos="9016"/>
-            </w:tabs>
-            <w:rPr>
-              <w:noProof/>
-            </w:rPr>
-          </w:pPr>
-          <w:hyperlink w:anchor="_Toc233805749" w:history="1">
-            <w:r>
-              <w:rPr>
-                <w:rStyle w:val="Hyperlink"/>
-                <w:rFonts w:asciiTheme="majorHAnsi" w:eastAsia="Times New Roman" w:hAnsiTheme="majorHAnsi" w:cstheme="majorHAnsi"/>
-                <w:b/>
-                <w:bCs/>
-                <w:noProof/>
-                <w:kern w:val="36"/>
-                <w:lang w:eastAsia="en-AU"/>
-              </w:rPr>
-              <w:t>Why This Questionnaire is Comprehensive</w:t>
-            </w:r>
-            <w:r>
-              <w:rPr>
-                <w:noProof/>
-                <w:webHidden/>
-              </w:rPr>
-              <w:tab/>
-            </w:r>
-            <w:r>
-              <w:rPr>
-                <w:noProof/>
-                <w:webHidden/>
-              </w:rPr>
-              <w:fldChar w:fldCharType="begin"/>
-            </w:r>
-            <w:r>
-              <w:rPr>
-                <w:noProof/>
-                <w:webHidden/>
-              </w:rPr>
-              <w:instrText xml:space="preserve"> PAGEREF _Toc233805749 \h </w:instrText>
+              <w:instrText xml:space="preserve"> PAGEREF _Toc233814399 \h </w:instrText>
             </w:r>
             <w:r>
               <w:rPr>
@@ -4473,6 +4474,7 @@
               <w:bCs/>
               <w:noProof/>
             </w:rPr>
+            <w:lastRenderedPageBreak/>
             <w:fldChar w:fldCharType="end"/>
           </w:r>
         </w:p>
@@ -4493,7 +4495,7 @@
           <w:lang w:eastAsia="en-AU"/>
         </w:rPr>
       </w:pPr>
-      <w:bookmarkStart w:id="0" w:name="_Toc233805727"/>
+      <w:bookmarkStart w:id="0" w:name="_Toc233814378"/>
       <w:r>
         <w:rPr>
           <w:rFonts w:asciiTheme="majorHAnsi" w:eastAsia="Times New Roman" w:hAnsiTheme="majorHAnsi" w:cstheme="majorHAnsi"/>
@@ -4504,7 +4506,6 @@
           <w:szCs w:val="48"/>
           <w:lang w:eastAsia="en-AU"/>
         </w:rPr>
-        <w:lastRenderedPageBreak/>
         <w:t>Response Scale (Used for Every Question)</w:t>
       </w:r>
       <w:bookmarkEnd w:id="0"/>
@@ -4631,6 +4632,7 @@
                 <w:lang w:eastAsia="en-AU"/>
               </w:rPr>
             </w:pPr>
+            <w:bookmarkStart w:id="1" w:name="_GoBack" w:colFirst="0" w:colLast="1"/>
             <w:r>
               <w:rPr>
                 <w:rFonts w:ascii="Calibri Light" w:eastAsia="Times New Roman" w:hAnsi="Calibri Light" w:cs="Calibri Light"/>
@@ -5003,7 +5005,8 @@
           <w:lang w:eastAsia="en-AU"/>
         </w:rPr>
       </w:pPr>
-      <w:bookmarkStart w:id="1" w:name="_Toc233805728"/>
+      <w:bookmarkStart w:id="2" w:name="_Toc233814379"/>
+      <w:bookmarkEnd w:id="1"/>
       <w:r>
         <w:rPr>
           <w:rFonts w:asciiTheme="majorHAnsi" w:eastAsia="Times New Roman" w:hAnsiTheme="majorHAnsi" w:cstheme="majorHAnsi"/>
@@ -5016,7 +5019,6 @@
         </w:rPr>
         <w:t>Section A — Problem Validation</w:t>
       </w:r>
-      <w:bookmarkEnd w:id="1"/>
       <w:r>
         <w:rPr>
           <w:rFonts w:asciiTheme="majorHAnsi" w:eastAsia="Times New Roman" w:hAnsiTheme="majorHAnsi" w:cstheme="majorHAnsi"/>
@@ -5029,6 +5031,7 @@
         </w:rPr>
         <w:t>/ Severity</w:t>
       </w:r>
+      <w:bookmarkEnd w:id="2"/>
     </w:p>
     <w:p>
       <w:pPr>
@@ -5041,7 +5044,6 @@
           <w:lang w:eastAsia="en-AU"/>
         </w:rPr>
       </w:pPr>
-      <w:bookmarkStart w:id="2" w:name="_Toc233805729"/>
       <w:r>
         <w:rPr>
           <w:rFonts w:asciiTheme="majorHAnsi" w:hAnsiTheme="majorHAnsi" w:cstheme="majorHAnsi"/>
@@ -5064,6 +5066,7 @@
           <w:lang w:eastAsia="en-AU"/>
         </w:rPr>
       </w:pPr>
+      <w:bookmarkStart w:id="3" w:name="_Toc233814380"/>
       <w:r>
         <w:rPr>
           <w:rFonts w:asciiTheme="majorHAnsi" w:eastAsia="Times New Roman" w:hAnsiTheme="majorHAnsi" w:cstheme="majorHAnsi"/>
@@ -5109,7 +5112,6 @@
         </w:rPr>
         <w:t xml:space="preserve"> often experience stress, loneliness, anxiety, lack of motivation, or emotional overwhelm in everyday life</w:t>
       </w:r>
-      <w:bookmarkEnd w:id="2"/>
       <w:r>
         <w:rPr>
           <w:rFonts w:asciiTheme="majorHAnsi" w:eastAsia="Times New Roman" w:hAnsiTheme="majorHAnsi" w:cstheme="majorHAnsi"/>
@@ -5121,6 +5123,7 @@
         </w:rPr>
         <w:t>?</w:t>
       </w:r>
+      <w:bookmarkEnd w:id="3"/>
     </w:p>
     <w:p>
       <w:pPr>
@@ -5193,7 +5196,7 @@
           <w:lang w:eastAsia="en-AU"/>
         </w:rPr>
       </w:pPr>
-      <w:bookmarkStart w:id="3" w:name="_Toc233805730"/>
+      <w:bookmarkStart w:id="4" w:name="_Toc233814381"/>
       <w:r>
         <w:rPr>
           <w:rFonts w:asciiTheme="majorHAnsi" w:eastAsia="Times New Roman" w:hAnsiTheme="majorHAnsi" w:cstheme="majorHAnsi"/>
@@ -5239,7 +5242,6 @@
         </w:rPr>
         <w:t xml:space="preserve"> have immediate, personalised support available</w:t>
       </w:r>
-      <w:bookmarkEnd w:id="3"/>
       <w:r>
         <w:rPr>
           <w:rFonts w:asciiTheme="majorHAnsi" w:eastAsia="Times New Roman" w:hAnsiTheme="majorHAnsi" w:cstheme="majorHAnsi"/>
@@ -5251,6 +5253,7 @@
         </w:rPr>
         <w:t>?</w:t>
       </w:r>
+      <w:bookmarkEnd w:id="4"/>
     </w:p>
     <w:p>
       <w:pPr>
@@ -5334,7 +5337,7 @@
           <w:lang w:eastAsia="en-AU"/>
         </w:rPr>
       </w:pPr>
-      <w:bookmarkStart w:id="4" w:name="_Toc233805731"/>
+      <w:bookmarkStart w:id="5" w:name="_Toc233814382"/>
       <w:r>
         <w:rPr>
           <w:rFonts w:asciiTheme="majorHAnsi" w:eastAsia="Times New Roman" w:hAnsiTheme="majorHAnsi" w:cstheme="majorHAnsi"/>
@@ -5424,7 +5427,6 @@
         </w:rPr>
         <w:t xml:space="preserve"> wellbeing needs</w:t>
       </w:r>
-      <w:bookmarkEnd w:id="4"/>
       <w:r>
         <w:rPr>
           <w:rFonts w:asciiTheme="majorHAnsi" w:eastAsia="Times New Roman" w:hAnsiTheme="majorHAnsi" w:cstheme="majorHAnsi"/>
@@ -5436,6 +5438,7 @@
         </w:rPr>
         <w:t>?</w:t>
       </w:r>
+      <w:bookmarkEnd w:id="5"/>
     </w:p>
     <w:p>
       <w:pPr>
@@ -5492,7 +5495,7 @@
           <w:lang w:eastAsia="en-AU"/>
         </w:rPr>
       </w:pPr>
-      <w:bookmarkStart w:id="5" w:name="_Toc233805732"/>
+      <w:bookmarkStart w:id="6" w:name="_Toc233814383"/>
       <w:r>
         <w:rPr>
           <w:rFonts w:asciiTheme="majorHAnsi" w:eastAsia="Times New Roman" w:hAnsiTheme="majorHAnsi" w:cstheme="majorHAnsi"/>
@@ -5529,7 +5532,7 @@
         </w:rPr>
         <w:t>Validation</w:t>
       </w:r>
-      <w:bookmarkEnd w:id="5"/>
+      <w:bookmarkEnd w:id="6"/>
     </w:p>
     <w:p>
       <w:pPr>
@@ -5540,7 +5543,6 @@
           <w:lang w:eastAsia="en-AU"/>
         </w:rPr>
       </w:pPr>
-      <w:bookmarkStart w:id="6" w:name="_Toc233805733"/>
       <w:r>
         <w:rPr>
           <w:rFonts w:asciiTheme="majorHAnsi" w:hAnsiTheme="majorHAnsi" w:cstheme="majorHAnsi"/>
@@ -5566,15 +5568,17 @@
           <w:lang w:eastAsia="en-AU"/>
         </w:rPr>
       </w:pPr>
-      <w:r>
-        <w:rPr>
-          <w:rFonts w:asciiTheme="majorHAnsi" w:eastAsia="Times New Roman" w:hAnsiTheme="majorHAnsi" w:cstheme="majorHAnsi"/>
-          <w:b/>
-          <w:bCs/>
-          <w:sz w:val="24"/>
-          <w:szCs w:val="28"/>
-          <w:lang w:eastAsia="en-AU"/>
-        </w:rPr>
+      <w:bookmarkStart w:id="7" w:name="_Toc233814384"/>
+      <w:r>
+        <w:rPr>
+          <w:rFonts w:asciiTheme="majorHAnsi" w:eastAsia="Times New Roman" w:hAnsiTheme="majorHAnsi" w:cstheme="majorHAnsi"/>
+          <w:b/>
+          <w:bCs/>
+          <w:sz w:val="24"/>
+          <w:szCs w:val="28"/>
+          <w:lang w:eastAsia="en-AU"/>
+        </w:rPr>
+        <w:lastRenderedPageBreak/>
         <w:t>Q4</w:t>
       </w:r>
       <w:r>
@@ -5644,7 +5648,7 @@
         </w:rPr>
         <w:t>understands your emotions without judging you?</w:t>
       </w:r>
-      <w:bookmarkEnd w:id="6"/>
+      <w:bookmarkEnd w:id="7"/>
     </w:p>
     <w:p>
       <w:pPr>
@@ -5665,7 +5669,6 @@
           <w:szCs w:val="24"/>
           <w:lang w:eastAsia="en-AU"/>
         </w:rPr>
-        <w:lastRenderedPageBreak/>
         <w:t>Validates your core product idea.</w:t>
       </w:r>
       <w:r>
@@ -5702,7 +5705,7 @@
           <w:lang w:eastAsia="en-AU"/>
         </w:rPr>
       </w:pPr>
-      <w:bookmarkStart w:id="7" w:name="_Toc233805734"/>
+      <w:bookmarkStart w:id="8" w:name="_Toc233814385"/>
       <w:r>
         <w:rPr>
           <w:rFonts w:asciiTheme="majorHAnsi" w:eastAsia="Times New Roman" w:hAnsiTheme="majorHAnsi" w:cstheme="majorHAnsi"/>
@@ -5758,7 +5761,6 @@
         </w:rPr>
         <w:t xml:space="preserve"> like the idea of an AI that combines conversation with personalised music recommendations instead of offering only one or the other</w:t>
       </w:r>
-      <w:bookmarkEnd w:id="7"/>
       <w:r>
         <w:rPr>
           <w:rFonts w:asciiTheme="majorHAnsi" w:eastAsia="Times New Roman" w:hAnsiTheme="majorHAnsi" w:cstheme="majorHAnsi"/>
@@ -5770,6 +5772,7 @@
         </w:rPr>
         <w:t>?</w:t>
       </w:r>
+      <w:bookmarkEnd w:id="8"/>
     </w:p>
     <w:p>
       <w:pPr>
@@ -5871,7 +5874,7 @@
           <w:lang w:eastAsia="en-AU"/>
         </w:rPr>
       </w:pPr>
-      <w:bookmarkStart w:id="8" w:name="_Toc233805735"/>
+      <w:bookmarkStart w:id="9" w:name="_Toc233814386"/>
       <w:r>
         <w:rPr>
           <w:rFonts w:asciiTheme="majorHAnsi" w:eastAsia="Times New Roman" w:hAnsiTheme="majorHAnsi" w:cstheme="majorHAnsi"/>
@@ -5983,7 +5986,6 @@
         </w:rPr>
         <w:t xml:space="preserve"> wellbeing more than generic playlists</w:t>
       </w:r>
-      <w:bookmarkEnd w:id="8"/>
       <w:r>
         <w:rPr>
           <w:rFonts w:asciiTheme="majorHAnsi" w:eastAsia="Times New Roman" w:hAnsiTheme="majorHAnsi" w:cstheme="majorHAnsi"/>
@@ -5995,6 +5997,7 @@
         </w:rPr>
         <w:t>?</w:t>
       </w:r>
+      <w:bookmarkEnd w:id="9"/>
     </w:p>
     <w:p>
       <w:pPr>
@@ -6060,7 +6063,7 @@
           <w:lang w:eastAsia="en-AU"/>
         </w:rPr>
       </w:pPr>
-      <w:bookmarkStart w:id="9" w:name="_Toc233805736"/>
+      <w:bookmarkStart w:id="10" w:name="_Toc233814387"/>
       <w:r>
         <w:rPr>
           <w:rFonts w:asciiTheme="majorHAnsi" w:eastAsia="Times New Roman" w:hAnsiTheme="majorHAnsi" w:cstheme="majorHAnsi"/>
@@ -6194,7 +6197,6 @@
         </w:rPr>
         <w:t>if it resulted in better personalised recommendations</w:t>
       </w:r>
-      <w:bookmarkEnd w:id="9"/>
       <w:r>
         <w:rPr>
           <w:rFonts w:asciiTheme="majorHAnsi" w:eastAsia="Times New Roman" w:hAnsiTheme="majorHAnsi" w:cstheme="majorHAnsi"/>
@@ -6206,6 +6208,7 @@
         </w:rPr>
         <w:t>?</w:t>
       </w:r>
+      <w:bookmarkEnd w:id="10"/>
     </w:p>
     <w:p>
       <w:pPr>
@@ -6262,7 +6265,7 @@
           <w:lang w:eastAsia="en-AU"/>
         </w:rPr>
       </w:pPr>
-      <w:bookmarkStart w:id="10" w:name="_Toc233805737"/>
+      <w:bookmarkStart w:id="11" w:name="_Toc233814388"/>
       <w:r>
         <w:rPr>
           <w:rFonts w:asciiTheme="majorHAnsi" w:eastAsia="Times New Roman" w:hAnsiTheme="majorHAnsi" w:cstheme="majorHAnsi"/>
@@ -6275,7 +6278,7 @@
         </w:rPr>
         <w:t>Section C — Feature Validation</w:t>
       </w:r>
-      <w:bookmarkEnd w:id="10"/>
+      <w:bookmarkEnd w:id="11"/>
     </w:p>
     <w:p>
       <w:pPr>
@@ -6286,7 +6289,6 @@
           <w:lang w:eastAsia="en-AU"/>
         </w:rPr>
       </w:pPr>
-      <w:bookmarkStart w:id="11" w:name="_Toc233805738"/>
       <w:r>
         <w:rPr>
           <w:rFonts w:asciiTheme="majorHAnsi" w:hAnsiTheme="majorHAnsi" w:cstheme="majorHAnsi"/>
@@ -6312,6 +6314,7 @@
           <w:lang w:eastAsia="en-AU"/>
         </w:rPr>
       </w:pPr>
+      <w:bookmarkStart w:id="12" w:name="_Toc233814389"/>
       <w:r>
         <w:rPr>
           <w:rFonts w:asciiTheme="majorHAnsi" w:eastAsia="Times New Roman" w:hAnsiTheme="majorHAnsi" w:cstheme="majorHAnsi"/>
@@ -6423,7 +6426,6 @@
         </w:rPr>
         <w:t xml:space="preserve"> favourite music, life events and wellbeing journey over time</w:t>
       </w:r>
-      <w:bookmarkEnd w:id="11"/>
       <w:r>
         <w:rPr>
           <w:rFonts w:asciiTheme="majorHAnsi" w:eastAsia="Times New Roman" w:hAnsiTheme="majorHAnsi" w:cstheme="majorHAnsi"/>
@@ -6435,6 +6437,7 @@
         </w:rPr>
         <w:t>?</w:t>
       </w:r>
+      <w:bookmarkEnd w:id="12"/>
     </w:p>
     <w:p>
       <w:pPr>
@@ -6519,7 +6522,7 @@
           <w:lang w:eastAsia="en-AU"/>
         </w:rPr>
       </w:pPr>
-      <w:bookmarkStart w:id="12" w:name="_Toc233805739"/>
+      <w:bookmarkStart w:id="13" w:name="_Toc233814390"/>
       <w:r>
         <w:rPr>
           <w:rFonts w:asciiTheme="majorHAnsi" w:eastAsia="Times New Roman" w:hAnsiTheme="majorHAnsi" w:cstheme="majorHAnsi"/>
@@ -6609,7 +6612,6 @@
         </w:rPr>
         <w:t xml:space="preserve"> to continue using the app</w:t>
       </w:r>
-      <w:bookmarkEnd w:id="12"/>
       <w:r>
         <w:rPr>
           <w:rFonts w:asciiTheme="majorHAnsi" w:eastAsia="Times New Roman" w:hAnsiTheme="majorHAnsi" w:cstheme="majorHAnsi"/>
@@ -6621,6 +6623,7 @@
         </w:rPr>
         <w:t>?</w:t>
       </w:r>
+      <w:bookmarkEnd w:id="13"/>
     </w:p>
     <w:p>
       <w:pPr>
@@ -6704,7 +6707,7 @@
           <w:lang w:eastAsia="en-AU"/>
         </w:rPr>
       </w:pPr>
-      <w:bookmarkStart w:id="13" w:name="_Toc233805740"/>
+      <w:bookmarkStart w:id="14" w:name="_Toc233814391"/>
       <w:r>
         <w:rPr>
           <w:rFonts w:asciiTheme="majorHAnsi" w:eastAsia="Times New Roman" w:hAnsiTheme="majorHAnsi" w:cstheme="majorHAnsi"/>
@@ -6826,7 +6829,6 @@
         </w:rPr>
         <w:t xml:space="preserve"> life changes (for example exams, a new job, becoming a parent or retirement)</w:t>
       </w:r>
-      <w:bookmarkEnd w:id="13"/>
       <w:r>
         <w:rPr>
           <w:rFonts w:asciiTheme="majorHAnsi" w:eastAsia="Times New Roman" w:hAnsiTheme="majorHAnsi" w:cstheme="majorHAnsi"/>
@@ -6838,6 +6840,7 @@
         </w:rPr>
         <w:t>?</w:t>
       </w:r>
+      <w:bookmarkEnd w:id="14"/>
     </w:p>
     <w:p>
       <w:pPr>
@@ -6954,16 +6957,17 @@
           <w:lang w:eastAsia="en-AU"/>
         </w:rPr>
       </w:pPr>
-      <w:bookmarkStart w:id="14" w:name="_Toc233805741"/>
-      <w:r>
-        <w:rPr>
-          <w:rFonts w:asciiTheme="majorHAnsi" w:eastAsia="Times New Roman" w:hAnsiTheme="majorHAnsi" w:cstheme="majorHAnsi"/>
-          <w:b/>
-          <w:bCs/>
-          <w:sz w:val="24"/>
-          <w:szCs w:val="28"/>
-          <w:lang w:eastAsia="en-AU"/>
-        </w:rPr>
+      <w:bookmarkStart w:id="15" w:name="_Toc233814392"/>
+      <w:r>
+        <w:rPr>
+          <w:rFonts w:asciiTheme="majorHAnsi" w:eastAsia="Times New Roman" w:hAnsiTheme="majorHAnsi" w:cstheme="majorHAnsi"/>
+          <w:b/>
+          <w:bCs/>
+          <w:sz w:val="24"/>
+          <w:szCs w:val="28"/>
+          <w:lang w:eastAsia="en-AU"/>
+        </w:rPr>
+        <w:lastRenderedPageBreak/>
         <w:t>Q11</w:t>
       </w:r>
       <w:r>
@@ -7032,7 +7036,6 @@
         </w:rPr>
         <w:t>trust recommendations more if RedDust explained why it suggested a particular song or podcast</w:t>
       </w:r>
-      <w:bookmarkEnd w:id="14"/>
       <w:r>
         <w:rPr>
           <w:rFonts w:asciiTheme="majorHAnsi" w:eastAsia="Times New Roman" w:hAnsiTheme="majorHAnsi" w:cstheme="majorHAnsi"/>
@@ -7044,6 +7047,7 @@
         </w:rPr>
         <w:t>?</w:t>
       </w:r>
+      <w:bookmarkEnd w:id="15"/>
     </w:p>
     <w:p>
       <w:pPr>
@@ -7064,7 +7068,6 @@
           <w:szCs w:val="24"/>
           <w:lang w:eastAsia="en-AU"/>
         </w:rPr>
-        <w:lastRenderedPageBreak/>
         <w:t>Validates</w:t>
       </w:r>
       <w:r>
@@ -7119,7 +7122,7 @@
           <w:lang w:eastAsia="en-AU"/>
         </w:rPr>
       </w:pPr>
-      <w:bookmarkStart w:id="15" w:name="_Toc233805742"/>
+      <w:bookmarkStart w:id="16" w:name="_Toc233814393"/>
       <w:r>
         <w:rPr>
           <w:rFonts w:asciiTheme="majorHAnsi" w:eastAsia="Times New Roman" w:hAnsiTheme="majorHAnsi" w:cstheme="majorHAnsi"/>
@@ -7132,7 +7135,6 @@
         </w:rPr>
         <w:t>Section D — Habit Formation</w:t>
       </w:r>
-      <w:bookmarkEnd w:id="15"/>
       <w:r>
         <w:rPr>
           <w:rFonts w:asciiTheme="majorHAnsi" w:eastAsia="Times New Roman" w:hAnsiTheme="majorHAnsi" w:cstheme="majorHAnsi"/>
@@ -7145,6 +7147,7 @@
         </w:rPr>
         <w:t>/ Behaviour Retention</w:t>
       </w:r>
+      <w:bookmarkEnd w:id="16"/>
     </w:p>
     <w:p>
       <w:pPr>
@@ -7155,7 +7158,6 @@
           <w:lang w:eastAsia="en-AU"/>
         </w:rPr>
       </w:pPr>
-      <w:bookmarkStart w:id="16" w:name="_Toc233805743"/>
       <w:r>
         <w:rPr>
           <w:rFonts w:asciiTheme="majorHAnsi" w:hAnsiTheme="majorHAnsi" w:cstheme="majorHAnsi"/>
@@ -7181,6 +7183,7 @@
           <w:lang w:eastAsia="en-AU"/>
         </w:rPr>
       </w:pPr>
+      <w:bookmarkStart w:id="17" w:name="_Toc233814394"/>
       <w:r>
         <w:rPr>
           <w:rFonts w:asciiTheme="majorHAnsi" w:eastAsia="Times New Roman" w:hAnsiTheme="majorHAnsi" w:cstheme="majorHAnsi"/>
@@ -7291,7 +7294,6 @@
         </w:rPr>
         <w:t xml:space="preserve"> imagine using it almost every day</w:t>
       </w:r>
-      <w:bookmarkEnd w:id="16"/>
       <w:r>
         <w:rPr>
           <w:rFonts w:asciiTheme="majorHAnsi" w:eastAsia="Times New Roman" w:hAnsiTheme="majorHAnsi" w:cstheme="majorHAnsi"/>
@@ -7303,6 +7305,7 @@
         </w:rPr>
         <w:t>?</w:t>
       </w:r>
+      <w:bookmarkEnd w:id="17"/>
     </w:p>
     <w:p>
       <w:pPr>
@@ -7441,7 +7444,7 @@
           <w:lang w:eastAsia="en-AU"/>
         </w:rPr>
       </w:pPr>
-      <w:bookmarkStart w:id="17" w:name="_Toc233805744"/>
+      <w:bookmarkStart w:id="18" w:name="_Toc233814395"/>
       <w:r>
         <w:rPr>
           <w:rFonts w:asciiTheme="majorHAnsi" w:eastAsia="Times New Roman" w:hAnsiTheme="majorHAnsi" w:cstheme="majorHAnsi"/>
@@ -7629,7 +7632,6 @@
         </w:rPr>
         <w:t>Spotify, YouTube or ChatGPT</w:t>
       </w:r>
-      <w:bookmarkEnd w:id="17"/>
       <w:r>
         <w:rPr>
           <w:rFonts w:asciiTheme="majorHAnsi" w:eastAsia="Times New Roman" w:hAnsiTheme="majorHAnsi" w:cstheme="majorHAnsi"/>
@@ -7641,6 +7643,7 @@
         </w:rPr>
         <w:t>?</w:t>
       </w:r>
+      <w:bookmarkEnd w:id="18"/>
     </w:p>
     <w:p>
       <w:pPr>
@@ -7757,7 +7760,7 @@
           <w:lang w:eastAsia="en-AU"/>
         </w:rPr>
       </w:pPr>
-      <w:bookmarkStart w:id="18" w:name="_Toc233805745"/>
+      <w:bookmarkStart w:id="19" w:name="_Toc233814396"/>
       <w:r>
         <w:rPr>
           <w:rFonts w:asciiTheme="majorHAnsi" w:eastAsia="Times New Roman" w:hAnsiTheme="majorHAnsi" w:cstheme="majorHAnsi"/>
@@ -7770,7 +7773,6 @@
         </w:rPr>
         <w:t>Section E — Commercial Validation</w:t>
       </w:r>
-      <w:bookmarkEnd w:id="18"/>
       <w:r>
         <w:rPr>
           <w:rFonts w:asciiTheme="majorHAnsi" w:eastAsia="Times New Roman" w:hAnsiTheme="majorHAnsi" w:cstheme="majorHAnsi"/>
@@ -7783,6 +7785,7 @@
         </w:rPr>
         <w:t>/ Viability</w:t>
       </w:r>
+      <w:bookmarkEnd w:id="19"/>
     </w:p>
     <w:p>
       <w:pPr>
@@ -7793,7 +7796,6 @@
           <w:lang w:eastAsia="en-AU"/>
         </w:rPr>
       </w:pPr>
-      <w:bookmarkStart w:id="19" w:name="_Toc233805746"/>
       <w:r>
         <w:rPr>
           <w:rFonts w:asciiTheme="majorHAnsi" w:hAnsiTheme="majorHAnsi" w:cstheme="majorHAnsi"/>
@@ -7835,6 +7837,7 @@
           <w:lang w:eastAsia="en-AU"/>
         </w:rPr>
       </w:pPr>
+      <w:bookmarkStart w:id="20" w:name="_Toc233814397"/>
       <w:r>
         <w:rPr>
           <w:rFonts w:asciiTheme="majorHAnsi" w:eastAsia="Times New Roman" w:hAnsiTheme="majorHAnsi" w:cstheme="majorHAnsi"/>
@@ -7934,7 +7937,6 @@
         </w:rPr>
         <w:t>be willing to pay approximately AUD $10–20 per month</w:t>
       </w:r>
-      <w:bookmarkEnd w:id="19"/>
       <w:r>
         <w:rPr>
           <w:rFonts w:asciiTheme="majorHAnsi" w:eastAsia="Times New Roman" w:hAnsiTheme="majorHAnsi" w:cstheme="majorHAnsi"/>
@@ -7946,6 +7948,7 @@
         </w:rPr>
         <w:t>?</w:t>
       </w:r>
+      <w:bookmarkEnd w:id="20"/>
     </w:p>
     <w:p>
       <w:pPr>
@@ -8018,7 +8021,7 @@
           <w:lang w:eastAsia="en-AU"/>
         </w:rPr>
       </w:pPr>
-      <w:bookmarkStart w:id="20" w:name="_Toc233805747"/>
+      <w:bookmarkStart w:id="21" w:name="_Toc233814398"/>
       <w:r>
         <w:rPr>
           <w:rFonts w:asciiTheme="majorHAnsi" w:eastAsia="Times New Roman" w:hAnsiTheme="majorHAnsi" w:cstheme="majorHAnsi"/>
@@ -8118,7 +8121,6 @@
         </w:rPr>
         <w:t>nd in a single existing product</w:t>
       </w:r>
-      <w:bookmarkEnd w:id="20"/>
       <w:r>
         <w:rPr>
           <w:rFonts w:asciiTheme="majorHAnsi" w:eastAsia="Times New Roman" w:hAnsiTheme="majorHAnsi" w:cstheme="majorHAnsi"/>
@@ -8130,6 +8132,7 @@
         </w:rPr>
         <w:t>?</w:t>
       </w:r>
+      <w:bookmarkEnd w:id="21"/>
     </w:p>
     <w:p>
       <w:pPr>
@@ -8195,7 +8198,7 @@
           <w:lang w:eastAsia="en-AU"/>
         </w:rPr>
       </w:pPr>
-      <w:bookmarkStart w:id="21" w:name="_Toc233805749"/>
+      <w:bookmarkStart w:id="22" w:name="_Toc233814399"/>
       <w:r>
         <w:rPr>
           <w:rFonts w:asciiTheme="majorHAnsi" w:eastAsia="Times New Roman" w:hAnsiTheme="majorHAnsi" w:cstheme="majorHAnsi"/>
@@ -8206,23 +8209,9 @@
           <w:szCs w:val="48"/>
           <w:lang w:eastAsia="en-AU"/>
         </w:rPr>
-        <w:t>Why This Q</w:t>
-      </w:r>
-      <w:bookmarkStart w:id="22" w:name="_GoBack"/>
+        <w:t>Why This Questionnaire is Comprehensive</w:t>
+      </w:r>
       <w:bookmarkEnd w:id="22"/>
-      <w:r>
-        <w:rPr>
-          <w:rFonts w:asciiTheme="majorHAnsi" w:eastAsia="Times New Roman" w:hAnsiTheme="majorHAnsi" w:cstheme="majorHAnsi"/>
-          <w:b/>
-          <w:bCs/>
-          <w:kern w:val="36"/>
-          <w:sz w:val="48"/>
-          <w:szCs w:val="48"/>
-          <w:lang w:eastAsia="en-AU"/>
-        </w:rPr>
-        <w:t>uestionnaire is Comprehensive</w:t>
-      </w:r>
-      <w:bookmarkEnd w:id="21"/>
     </w:p>
     <w:p>
       <w:pPr>
@@ -8242,6 +8231,7 @@
           <w:szCs w:val="24"/>
           <w:lang w:eastAsia="en-AU"/>
         </w:rPr>
+        <w:lastRenderedPageBreak/>
         <w:t>This questionnaire validates nearly every major assumption behind RedDust:</w:t>
       </w:r>
     </w:p>
@@ -8269,7 +8259,6 @@
           <w:szCs w:val="24"/>
           <w:lang w:eastAsia="en-AU"/>
         </w:rPr>
-        <w:lastRenderedPageBreak/>
         <w:t>Problem Validation:</w:t>
       </w:r>
       <w:r>
@@ -11456,7 +11445,7 @@
 </file>
 
 <file path=customXml/itemProps1.xml><?xml version="1.0" encoding="utf-8"?>
-<ds:datastoreItem xmlns:ds="http://schemas.openxmlformats.org/officeDocument/2006/customXml" ds:itemID="{3F84512D-D07A-4D1C-822C-309C21DEE414}">
+<ds:datastoreItem xmlns:ds="http://schemas.openxmlformats.org/officeDocument/2006/customXml" ds:itemID="{F1587081-7F45-45E5-94F8-B712F2EED6E9}">
   <ds:schemaRefs>
     <ds:schemaRef ds:uri="http://schemas.openxmlformats.org/officeDocument/2006/bibliography"/>
   </ds:schemaRefs>

--- a/ProductDesign/QuantitativeCustomerAnalysis.docx
+++ b/ProductDesign/QuantitativeCustomerAnalysis.docx
@@ -4632,7 +4632,6 @@
                 <w:lang w:eastAsia="en-AU"/>
               </w:rPr>
             </w:pPr>
-            <w:bookmarkStart w:id="1" w:name="_GoBack" w:colFirst="0" w:colLast="1"/>
             <w:r>
               <w:rPr>
                 <w:rFonts w:ascii="Calibri Light" w:eastAsia="Times New Roman" w:hAnsi="Calibri Light" w:cs="Calibri Light"/>
@@ -5005,8 +5004,7 @@
           <w:lang w:eastAsia="en-AU"/>
         </w:rPr>
       </w:pPr>
-      <w:bookmarkStart w:id="2" w:name="_Toc233814379"/>
-      <w:bookmarkEnd w:id="1"/>
+      <w:bookmarkStart w:id="1" w:name="_Toc233814379"/>
       <w:r>
         <w:rPr>
           <w:rFonts w:asciiTheme="majorHAnsi" w:eastAsia="Times New Roman" w:hAnsiTheme="majorHAnsi" w:cstheme="majorHAnsi"/>
@@ -5031,7 +5029,7 @@
         </w:rPr>
         <w:t>/ Severity</w:t>
       </w:r>
-      <w:bookmarkEnd w:id="2"/>
+      <w:bookmarkEnd w:id="1"/>
     </w:p>
     <w:p>
       <w:pPr>
@@ -5066,7 +5064,7 @@
           <w:lang w:eastAsia="en-AU"/>
         </w:rPr>
       </w:pPr>
-      <w:bookmarkStart w:id="3" w:name="_Toc233814380"/>
+      <w:bookmarkStart w:id="2" w:name="_Toc233814380"/>
       <w:r>
         <w:rPr>
           <w:rFonts w:asciiTheme="majorHAnsi" w:eastAsia="Times New Roman" w:hAnsiTheme="majorHAnsi" w:cstheme="majorHAnsi"/>
@@ -5123,7 +5121,7 @@
         </w:rPr>
         <w:t>?</w:t>
       </w:r>
-      <w:bookmarkEnd w:id="3"/>
+      <w:bookmarkEnd w:id="2"/>
     </w:p>
     <w:p>
       <w:pPr>
@@ -5196,7 +5194,7 @@
           <w:lang w:eastAsia="en-AU"/>
         </w:rPr>
       </w:pPr>
-      <w:bookmarkStart w:id="4" w:name="_Toc233814381"/>
+      <w:bookmarkStart w:id="3" w:name="_Toc233814381"/>
       <w:r>
         <w:rPr>
           <w:rFonts w:asciiTheme="majorHAnsi" w:eastAsia="Times New Roman" w:hAnsiTheme="majorHAnsi" w:cstheme="majorHAnsi"/>
@@ -5253,7 +5251,42 @@
         </w:rPr>
         <w:t>?</w:t>
       </w:r>
-      <w:bookmarkEnd w:id="4"/>
+      <w:bookmarkEnd w:id="3"/>
+      <w:r>
+        <w:rPr>
+          <w:rFonts w:asciiTheme="majorHAnsi" w:eastAsia="Times New Roman" w:hAnsiTheme="majorHAnsi" w:cstheme="majorHAnsi"/>
+          <w:b/>
+          <w:bCs/>
+          <w:sz w:val="24"/>
+          <w:szCs w:val="28"/>
+          <w:lang w:eastAsia="en-AU"/>
+        </w:rPr>
+        <w:t xml:space="preserve"> (</w:t>
+      </w:r>
+      <w:proofErr w:type="gramStart"/>
+      <w:r>
+        <w:rPr>
+          <w:rFonts w:asciiTheme="majorHAnsi" w:eastAsia="Times New Roman" w:hAnsiTheme="majorHAnsi" w:cstheme="majorHAnsi"/>
+          <w:b/>
+          <w:bCs/>
+          <w:sz w:val="24"/>
+          <w:szCs w:val="28"/>
+          <w:lang w:eastAsia="en-AU"/>
+        </w:rPr>
+        <w:t>e.g</w:t>
+      </w:r>
+      <w:proofErr w:type="gramEnd"/>
+      <w:r>
+        <w:rPr>
+          <w:rFonts w:asciiTheme="majorHAnsi" w:eastAsia="Times New Roman" w:hAnsiTheme="majorHAnsi" w:cstheme="majorHAnsi"/>
+          <w:b/>
+          <w:bCs/>
+          <w:sz w:val="24"/>
+          <w:szCs w:val="28"/>
+          <w:lang w:eastAsia="en-AU"/>
+        </w:rPr>
+        <w:t>. a friend, a family member or a professional)</w:t>
+      </w:r>
     </w:p>
     <w:p>
       <w:pPr>
@@ -5337,7 +5370,7 @@
           <w:lang w:eastAsia="en-AU"/>
         </w:rPr>
       </w:pPr>
-      <w:bookmarkStart w:id="5" w:name="_Toc233814382"/>
+      <w:bookmarkStart w:id="4" w:name="_Toc233814382"/>
       <w:r>
         <w:rPr>
           <w:rFonts w:asciiTheme="majorHAnsi" w:eastAsia="Times New Roman" w:hAnsiTheme="majorHAnsi" w:cstheme="majorHAnsi"/>
@@ -5438,7 +5471,7 @@
         </w:rPr>
         <w:t>?</w:t>
       </w:r>
-      <w:bookmarkEnd w:id="5"/>
+      <w:bookmarkEnd w:id="4"/>
     </w:p>
     <w:p>
       <w:pPr>
@@ -5495,7 +5528,7 @@
           <w:lang w:eastAsia="en-AU"/>
         </w:rPr>
       </w:pPr>
-      <w:bookmarkStart w:id="6" w:name="_Toc233814383"/>
+      <w:bookmarkStart w:id="5" w:name="_Toc233814383"/>
       <w:r>
         <w:rPr>
           <w:rFonts w:asciiTheme="majorHAnsi" w:eastAsia="Times New Roman" w:hAnsiTheme="majorHAnsi" w:cstheme="majorHAnsi"/>
@@ -5532,7 +5565,7 @@
         </w:rPr>
         <w:t>Validation</w:t>
       </w:r>
-      <w:bookmarkEnd w:id="6"/>
+      <w:bookmarkEnd w:id="5"/>
     </w:p>
     <w:p>
       <w:pPr>
@@ -5568,7 +5601,7 @@
           <w:lang w:eastAsia="en-AU"/>
         </w:rPr>
       </w:pPr>
-      <w:bookmarkStart w:id="7" w:name="_Toc233814384"/>
+      <w:bookmarkStart w:id="6" w:name="_Toc233814384"/>
       <w:r>
         <w:rPr>
           <w:rFonts w:asciiTheme="majorHAnsi" w:eastAsia="Times New Roman" w:hAnsiTheme="majorHAnsi" w:cstheme="majorHAnsi"/>
@@ -5635,7 +5668,40 @@
           <w:szCs w:val="28"/>
           <w:lang w:eastAsia="en-AU"/>
         </w:rPr>
-        <w:t xml:space="preserve">value an AI companion that </w:t>
+        <w:t xml:space="preserve">value an AI companion </w:t>
+      </w:r>
+      <w:r>
+        <w:rPr>
+          <w:rFonts w:asciiTheme="majorHAnsi" w:eastAsia="Times New Roman" w:hAnsiTheme="majorHAnsi" w:cstheme="majorHAnsi"/>
+          <w:b/>
+          <w:bCs/>
+          <w:sz w:val="24"/>
+          <w:szCs w:val="28"/>
+          <w:lang w:eastAsia="en-AU"/>
+        </w:rPr>
+        <w:t xml:space="preserve">within </w:t>
+      </w:r>
+      <w:r>
+        <w:rPr>
+          <w:rFonts w:asciiTheme="majorHAnsi" w:eastAsia="Times New Roman" w:hAnsiTheme="majorHAnsi" w:cstheme="majorHAnsi"/>
+          <w:b/>
+          <w:bCs/>
+          <w:sz w:val="24"/>
+          <w:szCs w:val="28"/>
+          <w:lang w:eastAsia="en-AU"/>
+        </w:rPr>
+        <w:t xml:space="preserve">a mobile phone app </w:t>
+      </w:r>
+      <w:r>
+        <w:rPr>
+          <w:rFonts w:asciiTheme="majorHAnsi" w:eastAsia="Times New Roman" w:hAnsiTheme="majorHAnsi" w:cstheme="majorHAnsi"/>
+          <w:b/>
+          <w:bCs/>
+          <w:sz w:val="24"/>
+          <w:szCs w:val="28"/>
+          <w:lang w:eastAsia="en-AU"/>
+        </w:rPr>
+        <w:t xml:space="preserve">that </w:t>
       </w:r>
       <w:r>
         <w:rPr>
@@ -5648,7 +5714,7 @@
         </w:rPr>
         <w:t>understands your emotions without judging you?</w:t>
       </w:r>
-      <w:bookmarkEnd w:id="7"/>
+      <w:bookmarkEnd w:id="6"/>
     </w:p>
     <w:p>
       <w:pPr>
@@ -5705,7 +5771,7 @@
           <w:lang w:eastAsia="en-AU"/>
         </w:rPr>
       </w:pPr>
-      <w:bookmarkStart w:id="8" w:name="_Toc233814385"/>
+      <w:bookmarkStart w:id="7" w:name="_Toc233814385"/>
       <w:r>
         <w:rPr>
           <w:rFonts w:asciiTheme="majorHAnsi" w:eastAsia="Times New Roman" w:hAnsiTheme="majorHAnsi" w:cstheme="majorHAnsi"/>
@@ -5772,7 +5838,7 @@
         </w:rPr>
         <w:t>?</w:t>
       </w:r>
-      <w:bookmarkEnd w:id="8"/>
+      <w:bookmarkEnd w:id="7"/>
     </w:p>
     <w:p>
       <w:pPr>
@@ -5874,7 +5940,7 @@
           <w:lang w:eastAsia="en-AU"/>
         </w:rPr>
       </w:pPr>
-      <w:bookmarkStart w:id="9" w:name="_Toc233814386"/>
+      <w:bookmarkStart w:id="8" w:name="_Toc233814386"/>
       <w:r>
         <w:rPr>
           <w:rFonts w:asciiTheme="majorHAnsi" w:eastAsia="Times New Roman" w:hAnsiTheme="majorHAnsi" w:cstheme="majorHAnsi"/>
@@ -5997,7 +6063,7 @@
         </w:rPr>
         <w:t>?</w:t>
       </w:r>
-      <w:bookmarkEnd w:id="9"/>
+      <w:bookmarkEnd w:id="8"/>
     </w:p>
     <w:p>
       <w:pPr>
@@ -6063,7 +6129,7 @@
           <w:lang w:eastAsia="en-AU"/>
         </w:rPr>
       </w:pPr>
-      <w:bookmarkStart w:id="10" w:name="_Toc233814387"/>
+      <w:bookmarkStart w:id="9" w:name="_Toc233814387"/>
       <w:r>
         <w:rPr>
           <w:rFonts w:asciiTheme="majorHAnsi" w:eastAsia="Times New Roman" w:hAnsiTheme="majorHAnsi" w:cstheme="majorHAnsi"/>
@@ -6129,7 +6195,51 @@
           <w:szCs w:val="28"/>
           <w:lang w:eastAsia="en-AU"/>
         </w:rPr>
-        <w:t xml:space="preserve"> mood, activities and important life situations </w:t>
+        <w:t xml:space="preserve"> mood, activities</w:t>
+      </w:r>
+      <w:r>
+        <w:rPr>
+          <w:rFonts w:asciiTheme="majorHAnsi" w:eastAsia="Times New Roman" w:hAnsiTheme="majorHAnsi" w:cstheme="majorHAnsi"/>
+          <w:b/>
+          <w:bCs/>
+          <w:sz w:val="24"/>
+          <w:szCs w:val="28"/>
+          <w:lang w:eastAsia="en-AU"/>
+        </w:rPr>
+        <w:t>, fitness data</w:t>
+      </w:r>
+      <w:r>
+        <w:rPr>
+          <w:rFonts w:asciiTheme="majorHAnsi" w:eastAsia="Times New Roman" w:hAnsiTheme="majorHAnsi" w:cstheme="majorHAnsi"/>
+          <w:b/>
+          <w:bCs/>
+          <w:sz w:val="24"/>
+          <w:szCs w:val="28"/>
+          <w:lang w:eastAsia="en-AU"/>
+        </w:rPr>
+        <w:t xml:space="preserve"> and important life situations</w:t>
+      </w:r>
+      <w:r>
+        <w:rPr>
+          <w:rFonts w:asciiTheme="majorHAnsi" w:eastAsia="Times New Roman" w:hAnsiTheme="majorHAnsi" w:cstheme="majorHAnsi"/>
+          <w:b/>
+          <w:bCs/>
+          <w:sz w:val="24"/>
+          <w:szCs w:val="28"/>
+          <w:lang w:eastAsia="en-AU"/>
+        </w:rPr>
+        <w:t xml:space="preserve"> (e.g. graduation, wedding etc.)</w:t>
+      </w:r>
+      <w:r>
+        <w:rPr>
+          <w:rFonts w:asciiTheme="majorHAnsi" w:eastAsia="Times New Roman" w:hAnsiTheme="majorHAnsi" w:cstheme="majorHAnsi"/>
+          <w:b/>
+          <w:bCs/>
+          <w:sz w:val="24"/>
+          <w:szCs w:val="28"/>
+          <w:lang w:eastAsia="en-AU"/>
+        </w:rPr>
+        <w:t xml:space="preserve"> </w:t>
       </w:r>
       <w:r>
         <w:rPr>
@@ -6173,7 +6283,29 @@
           <w:szCs w:val="28"/>
           <w:lang w:eastAsia="en-AU"/>
         </w:rPr>
-        <w:t xml:space="preserve"> an app, </w:t>
+        <w:t xml:space="preserve"> </w:t>
+      </w:r>
+      <w:r>
+        <w:rPr>
+          <w:rFonts w:asciiTheme="majorHAnsi" w:eastAsia="Times New Roman" w:hAnsiTheme="majorHAnsi" w:cstheme="majorHAnsi"/>
+          <w:b/>
+          <w:bCs/>
+          <w:sz w:val="24"/>
+          <w:szCs w:val="28"/>
+          <w:lang w:eastAsia="en-AU"/>
+        </w:rPr>
+        <w:t>a mobile phone app</w:t>
+      </w:r>
+      <w:r>
+        <w:rPr>
+          <w:rFonts w:asciiTheme="majorHAnsi" w:eastAsia="Times New Roman" w:hAnsiTheme="majorHAnsi" w:cstheme="majorHAnsi"/>
+          <w:b/>
+          <w:bCs/>
+          <w:sz w:val="24"/>
+          <w:szCs w:val="28"/>
+          <w:lang w:eastAsia="en-AU"/>
+        </w:rPr>
+        <w:t xml:space="preserve">, </w:t>
       </w:r>
       <w:r>
         <w:rPr>
@@ -6195,7 +6327,29 @@
           <w:szCs w:val="28"/>
           <w:lang w:eastAsia="en-AU"/>
         </w:rPr>
-        <w:t>if it resulted in better personalised recommendations</w:t>
+        <w:t xml:space="preserve">if it resulted in better personalised </w:t>
+      </w:r>
+      <w:r>
+        <w:rPr>
+          <w:rFonts w:asciiTheme="majorHAnsi" w:eastAsia="Times New Roman" w:hAnsiTheme="majorHAnsi" w:cstheme="majorHAnsi"/>
+          <w:b/>
+          <w:bCs/>
+          <w:sz w:val="24"/>
+          <w:szCs w:val="28"/>
+          <w:lang w:eastAsia="en-AU"/>
+        </w:rPr>
+        <w:t xml:space="preserve">music </w:t>
+      </w:r>
+      <w:r>
+        <w:rPr>
+          <w:rFonts w:asciiTheme="majorHAnsi" w:eastAsia="Times New Roman" w:hAnsiTheme="majorHAnsi" w:cstheme="majorHAnsi"/>
+          <w:b/>
+          <w:bCs/>
+          <w:sz w:val="24"/>
+          <w:szCs w:val="28"/>
+          <w:lang w:eastAsia="en-AU"/>
+        </w:rPr>
+        <w:t>recommendations</w:t>
       </w:r>
       <w:r>
         <w:rPr>
@@ -6208,7 +6362,7 @@
         </w:rPr>
         <w:t>?</w:t>
       </w:r>
-      <w:bookmarkEnd w:id="10"/>
+      <w:bookmarkEnd w:id="9"/>
     </w:p>
     <w:p>
       <w:pPr>
@@ -6265,7 +6419,7 @@
           <w:lang w:eastAsia="en-AU"/>
         </w:rPr>
       </w:pPr>
-      <w:bookmarkStart w:id="11" w:name="_Toc233814388"/>
+      <w:bookmarkStart w:id="10" w:name="_Toc233814388"/>
       <w:r>
         <w:rPr>
           <w:rFonts w:asciiTheme="majorHAnsi" w:eastAsia="Times New Roman" w:hAnsiTheme="majorHAnsi" w:cstheme="majorHAnsi"/>
@@ -6278,7 +6432,7 @@
         </w:rPr>
         <w:t>Section C — Feature Validation</w:t>
       </w:r>
-      <w:bookmarkEnd w:id="11"/>
+      <w:bookmarkEnd w:id="10"/>
     </w:p>
     <w:p>
       <w:pPr>
@@ -6314,7 +6468,7 @@
           <w:lang w:eastAsia="en-AU"/>
         </w:rPr>
       </w:pPr>
-      <w:bookmarkStart w:id="12" w:name="_Toc233814389"/>
+      <w:bookmarkStart w:id="11" w:name="_Toc233814389"/>
       <w:r>
         <w:rPr>
           <w:rFonts w:asciiTheme="majorHAnsi" w:eastAsia="Times New Roman" w:hAnsiTheme="majorHAnsi" w:cstheme="majorHAnsi"/>
@@ -6391,7 +6545,29 @@
           <w:szCs w:val="28"/>
           <w:lang w:eastAsia="en-AU"/>
         </w:rPr>
-        <w:t xml:space="preserve">t useful if RedDust remembers </w:t>
+        <w:t xml:space="preserve">t useful if </w:t>
+      </w:r>
+      <w:r>
+        <w:rPr>
+          <w:rFonts w:asciiTheme="majorHAnsi" w:eastAsia="Times New Roman" w:hAnsiTheme="majorHAnsi" w:cstheme="majorHAnsi"/>
+          <w:b/>
+          <w:bCs/>
+          <w:sz w:val="24"/>
+          <w:szCs w:val="28"/>
+          <w:lang w:eastAsia="en-AU"/>
+        </w:rPr>
+        <w:t>a mobile phone app</w:t>
+      </w:r>
+      <w:r>
+        <w:rPr>
+          <w:rFonts w:asciiTheme="majorHAnsi" w:eastAsia="Times New Roman" w:hAnsiTheme="majorHAnsi" w:cstheme="majorHAnsi"/>
+          <w:b/>
+          <w:bCs/>
+          <w:sz w:val="24"/>
+          <w:szCs w:val="28"/>
+          <w:lang w:eastAsia="en-AU"/>
+        </w:rPr>
+        <w:t xml:space="preserve"> remembers </w:t>
       </w:r>
       <w:r>
         <w:rPr>
@@ -6437,7 +6613,7 @@
         </w:rPr>
         <w:t>?</w:t>
       </w:r>
-      <w:bookmarkEnd w:id="12"/>
+      <w:bookmarkEnd w:id="11"/>
     </w:p>
     <w:p>
       <w:pPr>
@@ -6522,7 +6698,7 @@
           <w:lang w:eastAsia="en-AU"/>
         </w:rPr>
       </w:pPr>
-      <w:bookmarkStart w:id="13" w:name="_Toc233814390"/>
+      <w:bookmarkStart w:id="12" w:name="_Toc233814390"/>
       <w:r>
         <w:rPr>
           <w:rFonts w:asciiTheme="majorHAnsi" w:eastAsia="Times New Roman" w:hAnsiTheme="majorHAnsi" w:cstheme="majorHAnsi"/>
@@ -6599,18 +6775,95 @@
           <w:szCs w:val="28"/>
           <w:lang w:eastAsia="en-AU"/>
         </w:rPr>
-        <w:t xml:space="preserve"> an explainable Soul Score motivate you</w:t>
-      </w:r>
-      <w:r>
-        <w:rPr>
-          <w:rFonts w:asciiTheme="majorHAnsi" w:eastAsia="Times New Roman" w:hAnsiTheme="majorHAnsi" w:cstheme="majorHAnsi"/>
-          <w:b/>
-          <w:bCs/>
-          <w:sz w:val="24"/>
-          <w:szCs w:val="28"/>
-          <w:lang w:eastAsia="en-AU"/>
-        </w:rPr>
-        <w:t xml:space="preserve"> to continue using the app</w:t>
+        <w:t xml:space="preserve"> an explainable </w:t>
+      </w:r>
+      <w:r>
+        <w:rPr>
+          <w:rFonts w:asciiTheme="majorHAnsi" w:eastAsia="Times New Roman" w:hAnsiTheme="majorHAnsi" w:cstheme="majorHAnsi"/>
+          <w:b/>
+          <w:bCs/>
+          <w:sz w:val="24"/>
+          <w:szCs w:val="28"/>
+          <w:lang w:eastAsia="en-AU"/>
+        </w:rPr>
+        <w:t>wellbeing</w:t>
+      </w:r>
+      <w:r>
+        <w:rPr>
+          <w:rFonts w:asciiTheme="majorHAnsi" w:eastAsia="Times New Roman" w:hAnsiTheme="majorHAnsi" w:cstheme="majorHAnsi"/>
+          <w:b/>
+          <w:bCs/>
+          <w:sz w:val="24"/>
+          <w:szCs w:val="28"/>
+          <w:lang w:eastAsia="en-AU"/>
+        </w:rPr>
+        <w:t xml:space="preserve"> </w:t>
+      </w:r>
+      <w:r>
+        <w:rPr>
+          <w:rFonts w:asciiTheme="majorHAnsi" w:eastAsia="Times New Roman" w:hAnsiTheme="majorHAnsi" w:cstheme="majorHAnsi"/>
+          <w:b/>
+          <w:bCs/>
+          <w:sz w:val="24"/>
+          <w:szCs w:val="28"/>
+          <w:lang w:eastAsia="en-AU"/>
+        </w:rPr>
+        <w:t>s</w:t>
+      </w:r>
+      <w:r>
+        <w:rPr>
+          <w:rFonts w:asciiTheme="majorHAnsi" w:eastAsia="Times New Roman" w:hAnsiTheme="majorHAnsi" w:cstheme="majorHAnsi"/>
+          <w:b/>
+          <w:bCs/>
+          <w:sz w:val="24"/>
+          <w:szCs w:val="28"/>
+          <w:lang w:eastAsia="en-AU"/>
+        </w:rPr>
+        <w:t>core motivate you</w:t>
+      </w:r>
+      <w:r>
+        <w:rPr>
+          <w:rFonts w:asciiTheme="majorHAnsi" w:eastAsia="Times New Roman" w:hAnsiTheme="majorHAnsi" w:cstheme="majorHAnsi"/>
+          <w:b/>
+          <w:bCs/>
+          <w:sz w:val="24"/>
+          <w:szCs w:val="28"/>
+          <w:lang w:eastAsia="en-AU"/>
+        </w:rPr>
+        <w:t xml:space="preserve"> to continue using the </w:t>
+      </w:r>
+      <w:r>
+        <w:rPr>
+          <w:rFonts w:asciiTheme="majorHAnsi" w:eastAsia="Times New Roman" w:hAnsiTheme="majorHAnsi" w:cstheme="majorHAnsi"/>
+          <w:b/>
+          <w:bCs/>
+          <w:sz w:val="24"/>
+          <w:szCs w:val="28"/>
+          <w:lang w:eastAsia="en-AU"/>
+        </w:rPr>
+        <w:t xml:space="preserve">mobile </w:t>
+      </w:r>
+      <w:r>
+        <w:rPr>
+          <w:rFonts w:asciiTheme="majorHAnsi" w:eastAsia="Times New Roman" w:hAnsiTheme="majorHAnsi" w:cstheme="majorHAnsi"/>
+          <w:b/>
+          <w:bCs/>
+          <w:sz w:val="24"/>
+          <w:szCs w:val="28"/>
+          <w:lang w:eastAsia="en-AU"/>
+        </w:rPr>
+        <w:t xml:space="preserve">phone </w:t>
+      </w:r>
+      <w:r>
+        <w:rPr>
+          <w:rFonts w:asciiTheme="majorHAnsi" w:eastAsia="Times New Roman" w:hAnsiTheme="majorHAnsi" w:cstheme="majorHAnsi"/>
+          <w:b/>
+          <w:bCs/>
+          <w:sz w:val="24"/>
+          <w:szCs w:val="28"/>
+          <w:lang w:eastAsia="en-AU"/>
+        </w:rPr>
+        <w:t>app</w:t>
       </w:r>
       <w:r>
         <w:rPr>
@@ -6623,7 +6876,7 @@
         </w:rPr>
         <w:t>?</w:t>
       </w:r>
-      <w:bookmarkEnd w:id="13"/>
+      <w:bookmarkEnd w:id="12"/>
     </w:p>
     <w:p>
       <w:pPr>
@@ -6707,7 +6960,7 @@
           <w:lang w:eastAsia="en-AU"/>
         </w:rPr>
       </w:pPr>
-      <w:bookmarkStart w:id="14" w:name="_Toc233814391"/>
+      <w:bookmarkStart w:id="13" w:name="_Toc233814391"/>
       <w:r>
         <w:rPr>
           <w:rFonts w:asciiTheme="majorHAnsi" w:eastAsia="Times New Roman" w:hAnsiTheme="majorHAnsi" w:cstheme="majorHAnsi"/>
@@ -6783,7 +7036,51 @@
           <w:szCs w:val="28"/>
           <w:lang w:eastAsia="en-AU"/>
         </w:rPr>
-        <w:t>like RedDust to adapt its conver</w:t>
+        <w:t xml:space="preserve">like </w:t>
+      </w:r>
+      <w:r>
+        <w:rPr>
+          <w:rFonts w:asciiTheme="majorHAnsi" w:eastAsia="Times New Roman" w:hAnsiTheme="majorHAnsi" w:cstheme="majorHAnsi"/>
+          <w:b/>
+          <w:bCs/>
+          <w:sz w:val="24"/>
+          <w:szCs w:val="28"/>
+          <w:lang w:eastAsia="en-AU"/>
+        </w:rPr>
+        <w:t xml:space="preserve">any </w:t>
+      </w:r>
+      <w:r>
+        <w:rPr>
+          <w:rFonts w:asciiTheme="majorHAnsi" w:eastAsia="Times New Roman" w:hAnsiTheme="majorHAnsi" w:cstheme="majorHAnsi"/>
+          <w:b/>
+          <w:bCs/>
+          <w:sz w:val="24"/>
+          <w:szCs w:val="28"/>
+          <w:lang w:eastAsia="en-AU"/>
+        </w:rPr>
+        <w:t xml:space="preserve">mobile </w:t>
+      </w:r>
+      <w:r>
+        <w:rPr>
+          <w:rFonts w:asciiTheme="majorHAnsi" w:eastAsia="Times New Roman" w:hAnsiTheme="majorHAnsi" w:cstheme="majorHAnsi"/>
+          <w:b/>
+          <w:bCs/>
+          <w:sz w:val="24"/>
+          <w:szCs w:val="28"/>
+          <w:lang w:eastAsia="en-AU"/>
+        </w:rPr>
+        <w:t>phone app</w:t>
+      </w:r>
+      <w:r>
+        <w:rPr>
+          <w:rFonts w:asciiTheme="majorHAnsi" w:eastAsia="Times New Roman" w:hAnsiTheme="majorHAnsi" w:cstheme="majorHAnsi"/>
+          <w:b/>
+          <w:bCs/>
+          <w:sz w:val="24"/>
+          <w:szCs w:val="28"/>
+          <w:lang w:eastAsia="en-AU"/>
+        </w:rPr>
+        <w:t xml:space="preserve"> to adapt its conver</w:t>
       </w:r>
       <w:r>
         <w:rPr>
@@ -6840,7 +7137,7 @@
         </w:rPr>
         <w:t>?</w:t>
       </w:r>
-      <w:bookmarkEnd w:id="14"/>
+      <w:bookmarkEnd w:id="13"/>
     </w:p>
     <w:p>
       <w:pPr>
@@ -6957,7 +7254,7 @@
           <w:lang w:eastAsia="en-AU"/>
         </w:rPr>
       </w:pPr>
-      <w:bookmarkStart w:id="15" w:name="_Toc233814392"/>
+      <w:bookmarkStart w:id="14" w:name="_Toc233814392"/>
       <w:r>
         <w:rPr>
           <w:rFonts w:asciiTheme="majorHAnsi" w:eastAsia="Times New Roman" w:hAnsiTheme="majorHAnsi" w:cstheme="majorHAnsi"/>
@@ -7034,7 +7331,29 @@
           <w:szCs w:val="28"/>
           <w:lang w:eastAsia="en-AU"/>
         </w:rPr>
-        <w:t>trust recommendations more if RedDust explained why it suggested a particular song or podcast</w:t>
+        <w:t xml:space="preserve">trust recommendations more if </w:t>
+      </w:r>
+      <w:r>
+        <w:rPr>
+          <w:rFonts w:asciiTheme="majorHAnsi" w:eastAsia="Times New Roman" w:hAnsiTheme="majorHAnsi" w:cstheme="majorHAnsi"/>
+          <w:b/>
+          <w:bCs/>
+          <w:sz w:val="24"/>
+          <w:szCs w:val="28"/>
+          <w:lang w:eastAsia="en-AU"/>
+        </w:rPr>
+        <w:t>the mobile phone app</w:t>
+      </w:r>
+      <w:r>
+        <w:rPr>
+          <w:rFonts w:asciiTheme="majorHAnsi" w:eastAsia="Times New Roman" w:hAnsiTheme="majorHAnsi" w:cstheme="majorHAnsi"/>
+          <w:b/>
+          <w:bCs/>
+          <w:sz w:val="24"/>
+          <w:szCs w:val="28"/>
+          <w:lang w:eastAsia="en-AU"/>
+        </w:rPr>
+        <w:t xml:space="preserve"> explained why it suggested a particular song or podcast</w:t>
       </w:r>
       <w:r>
         <w:rPr>
@@ -7047,7 +7366,7 @@
         </w:rPr>
         <w:t>?</w:t>
       </w:r>
-      <w:bookmarkEnd w:id="15"/>
+      <w:bookmarkEnd w:id="14"/>
     </w:p>
     <w:p>
       <w:pPr>
@@ -7122,7 +7441,7 @@
           <w:lang w:eastAsia="en-AU"/>
         </w:rPr>
       </w:pPr>
-      <w:bookmarkStart w:id="16" w:name="_Toc233814393"/>
+      <w:bookmarkStart w:id="15" w:name="_Toc233814393"/>
       <w:r>
         <w:rPr>
           <w:rFonts w:asciiTheme="majorHAnsi" w:eastAsia="Times New Roman" w:hAnsiTheme="majorHAnsi" w:cstheme="majorHAnsi"/>
@@ -7147,7 +7466,7 @@
         </w:rPr>
         <w:t>/ Behaviour Retention</w:t>
       </w:r>
-      <w:bookmarkEnd w:id="16"/>
+      <w:bookmarkEnd w:id="15"/>
     </w:p>
     <w:p>
       <w:pPr>
@@ -7183,7 +7502,7 @@
           <w:lang w:eastAsia="en-AU"/>
         </w:rPr>
       </w:pPr>
-      <w:bookmarkStart w:id="17" w:name="_Toc233814394"/>
+      <w:bookmarkStart w:id="16" w:name="_Toc233814394"/>
       <w:r>
         <w:rPr>
           <w:rFonts w:asciiTheme="majorHAnsi" w:eastAsia="Times New Roman" w:hAnsiTheme="majorHAnsi" w:cstheme="majorHAnsi"/>
@@ -7237,7 +7556,29 @@
           <w:szCs w:val="28"/>
           <w:lang w:eastAsia="en-AU"/>
         </w:rPr>
-        <w:t>f RedDust consistently helped you</w:t>
+        <w:t xml:space="preserve">f </w:t>
+      </w:r>
+      <w:r>
+        <w:rPr>
+          <w:rFonts w:asciiTheme="majorHAnsi" w:eastAsia="Times New Roman" w:hAnsiTheme="majorHAnsi" w:cstheme="majorHAnsi"/>
+          <w:b/>
+          <w:bCs/>
+          <w:sz w:val="24"/>
+          <w:szCs w:val="28"/>
+          <w:lang w:eastAsia="en-AU"/>
+        </w:rPr>
+        <w:t>a mobile phone app</w:t>
+      </w:r>
+      <w:r>
+        <w:rPr>
+          <w:rFonts w:asciiTheme="majorHAnsi" w:eastAsia="Times New Roman" w:hAnsiTheme="majorHAnsi" w:cstheme="majorHAnsi"/>
+          <w:b/>
+          <w:bCs/>
+          <w:sz w:val="24"/>
+          <w:szCs w:val="28"/>
+          <w:lang w:eastAsia="en-AU"/>
+        </w:rPr>
+        <w:t xml:space="preserve"> consistently helped you</w:t>
       </w:r>
       <w:r>
         <w:rPr>
@@ -7305,7 +7646,7 @@
         </w:rPr>
         <w:t>?</w:t>
       </w:r>
-      <w:bookmarkEnd w:id="17"/>
+      <w:bookmarkEnd w:id="16"/>
     </w:p>
     <w:p>
       <w:pPr>
@@ -7444,7 +7785,7 @@
           <w:lang w:eastAsia="en-AU"/>
         </w:rPr>
       </w:pPr>
-      <w:bookmarkStart w:id="18" w:name="_Toc233814395"/>
+      <w:bookmarkStart w:id="17" w:name="_Toc233814395"/>
       <w:r>
         <w:rPr>
           <w:rFonts w:asciiTheme="majorHAnsi" w:eastAsia="Times New Roman" w:hAnsiTheme="majorHAnsi" w:cstheme="majorHAnsi"/>
@@ -7531,7 +7872,29 @@
           <w:szCs w:val="28"/>
           <w:lang w:eastAsia="en-AU"/>
         </w:rPr>
-        <w:t xml:space="preserve">e RedDust could become part of </w:t>
+        <w:t xml:space="preserve">e </w:t>
+      </w:r>
+      <w:r>
+        <w:rPr>
+          <w:rFonts w:asciiTheme="majorHAnsi" w:eastAsia="Times New Roman" w:hAnsiTheme="majorHAnsi" w:cstheme="majorHAnsi"/>
+          <w:b/>
+          <w:bCs/>
+          <w:sz w:val="24"/>
+          <w:szCs w:val="28"/>
+          <w:lang w:eastAsia="en-AU"/>
+        </w:rPr>
+        <w:t xml:space="preserve">a mobile phone app </w:t>
+      </w:r>
+      <w:r>
+        <w:rPr>
+          <w:rFonts w:asciiTheme="majorHAnsi" w:eastAsia="Times New Roman" w:hAnsiTheme="majorHAnsi" w:cstheme="majorHAnsi"/>
+          <w:b/>
+          <w:bCs/>
+          <w:sz w:val="24"/>
+          <w:szCs w:val="28"/>
+          <w:lang w:eastAsia="en-AU"/>
+        </w:rPr>
+        <w:t xml:space="preserve">could become part of </w:t>
       </w:r>
       <w:r>
         <w:rPr>
@@ -7643,7 +8006,7 @@
         </w:rPr>
         <w:t>?</w:t>
       </w:r>
-      <w:bookmarkEnd w:id="18"/>
+      <w:bookmarkEnd w:id="17"/>
     </w:p>
     <w:p>
       <w:pPr>
@@ -7760,7 +8123,7 @@
           <w:lang w:eastAsia="en-AU"/>
         </w:rPr>
       </w:pPr>
-      <w:bookmarkStart w:id="19" w:name="_Toc233814396"/>
+      <w:bookmarkStart w:id="18" w:name="_Toc233814396"/>
       <w:r>
         <w:rPr>
           <w:rFonts w:asciiTheme="majorHAnsi" w:eastAsia="Times New Roman" w:hAnsiTheme="majorHAnsi" w:cstheme="majorHAnsi"/>
@@ -7785,7 +8148,7 @@
         </w:rPr>
         <w:t>/ Viability</w:t>
       </w:r>
-      <w:bookmarkEnd w:id="19"/>
+      <w:bookmarkEnd w:id="18"/>
     </w:p>
     <w:p>
       <w:pPr>
@@ -7837,7 +8200,7 @@
           <w:lang w:eastAsia="en-AU"/>
         </w:rPr>
       </w:pPr>
-      <w:bookmarkStart w:id="20" w:name="_Toc233814397"/>
+      <w:bookmarkStart w:id="19" w:name="_Toc233814397"/>
       <w:r>
         <w:rPr>
           <w:rFonts w:asciiTheme="majorHAnsi" w:eastAsia="Times New Roman" w:hAnsiTheme="majorHAnsi" w:cstheme="majorHAnsi"/>
@@ -7880,7 +8243,29 @@
           <w:szCs w:val="24"/>
           <w:lang w:eastAsia="en-AU"/>
         </w:rPr>
-        <w:t>If RedDust consistently delivered personalised w</w:t>
+        <w:t xml:space="preserve">If </w:t>
+      </w:r>
+      <w:r>
+        <w:rPr>
+          <w:rFonts w:asciiTheme="majorHAnsi" w:eastAsia="Times New Roman" w:hAnsiTheme="majorHAnsi" w:cstheme="majorHAnsi"/>
+          <w:b/>
+          <w:bCs/>
+          <w:sz w:val="24"/>
+          <w:szCs w:val="28"/>
+          <w:lang w:eastAsia="en-AU"/>
+        </w:rPr>
+        <w:t xml:space="preserve">a mobile phone app </w:t>
+      </w:r>
+      <w:r>
+        <w:rPr>
+          <w:rFonts w:asciiTheme="majorHAnsi" w:eastAsia="Times New Roman" w:hAnsiTheme="majorHAnsi" w:cstheme="majorHAnsi"/>
+          <w:b/>
+          <w:bCs/>
+          <w:sz w:val="24"/>
+          <w:szCs w:val="24"/>
+          <w:lang w:eastAsia="en-AU"/>
+        </w:rPr>
+        <w:t>consistently delivered personalised w</w:t>
       </w:r>
       <w:r>
         <w:rPr>
@@ -7948,7 +8333,7 @@
         </w:rPr>
         <w:t>?</w:t>
       </w:r>
-      <w:bookmarkEnd w:id="20"/>
+      <w:bookmarkEnd w:id="19"/>
     </w:p>
     <w:p>
       <w:pPr>
@@ -8021,7 +8406,7 @@
           <w:lang w:eastAsia="en-AU"/>
         </w:rPr>
       </w:pPr>
-      <w:bookmarkStart w:id="21" w:name="_Toc233814398"/>
+      <w:bookmarkStart w:id="20" w:name="_Toc233814398"/>
       <w:r>
         <w:rPr>
           <w:rFonts w:asciiTheme="majorHAnsi" w:eastAsia="Times New Roman" w:hAnsiTheme="majorHAnsi" w:cstheme="majorHAnsi"/>
@@ -8075,7 +8460,29 @@
           <w:szCs w:val="24"/>
           <w:lang w:eastAsia="en-AU"/>
         </w:rPr>
-        <w:t xml:space="preserve"> believe RedDust offers a unique combination of AI companionship, personalised mu</w:t>
+        <w:t xml:space="preserve"> believe </w:t>
+      </w:r>
+      <w:r>
+        <w:rPr>
+          <w:rFonts w:asciiTheme="majorHAnsi" w:eastAsia="Times New Roman" w:hAnsiTheme="majorHAnsi" w:cstheme="majorHAnsi"/>
+          <w:b/>
+          <w:bCs/>
+          <w:sz w:val="24"/>
+          <w:szCs w:val="28"/>
+          <w:lang w:eastAsia="en-AU"/>
+        </w:rPr>
+        <w:t xml:space="preserve">a mobile phone app </w:t>
+      </w:r>
+      <w:r>
+        <w:rPr>
+          <w:rFonts w:asciiTheme="majorHAnsi" w:eastAsia="Times New Roman" w:hAnsiTheme="majorHAnsi" w:cstheme="majorHAnsi"/>
+          <w:b/>
+          <w:bCs/>
+          <w:sz w:val="24"/>
+          <w:szCs w:val="24"/>
+          <w:lang w:eastAsia="en-AU"/>
+        </w:rPr>
+        <w:t>offers a unique combination of AI companionship, personalised mu</w:t>
       </w:r>
       <w:r>
         <w:rPr>
@@ -8131,13 +8538,92 @@
           <w:lang w:eastAsia="en-AU"/>
         </w:rPr>
         <w:t>?</w:t>
+      </w:r>
+      <w:bookmarkEnd w:id="20"/>
+    </w:p>
+    <w:p>
+      <w:pPr>
+        <w:spacing w:before="100" w:beforeAutospacing="1" w:after="100" w:afterAutospacing="1" w:line="240" w:lineRule="auto"/>
+        <w:ind w:firstLine="720"/>
+        <w:jc w:val="both"/>
+        <w:rPr>
+          <w:rFonts w:asciiTheme="majorHAnsi" w:eastAsia="Times New Roman" w:hAnsiTheme="majorHAnsi" w:cstheme="majorHAnsi"/>
+          <w:sz w:val="24"/>
+          <w:szCs w:val="24"/>
+          <w:lang w:eastAsia="en-AU"/>
+        </w:rPr>
+      </w:pPr>
+      <w:r>
+        <w:rPr>
+          <w:rFonts w:asciiTheme="majorHAnsi" w:eastAsia="Times New Roman" w:hAnsiTheme="majorHAnsi" w:cstheme="majorHAnsi"/>
+          <w:sz w:val="24"/>
+          <w:szCs w:val="24"/>
+          <w:lang w:eastAsia="en-AU"/>
+        </w:rPr>
+        <w:t>Validates o</w:t>
+      </w:r>
+      <w:r>
+        <w:rPr>
+          <w:rFonts w:asciiTheme="majorHAnsi" w:eastAsia="Times New Roman" w:hAnsiTheme="majorHAnsi" w:cstheme="majorHAnsi"/>
+          <w:sz w:val="24"/>
+          <w:szCs w:val="24"/>
+          <w:lang w:eastAsia="en-AU"/>
+        </w:rPr>
+        <w:t>verall Value Proposition</w:t>
+      </w:r>
+      <w:r>
+        <w:rPr>
+          <w:rFonts w:asciiTheme="majorHAnsi" w:eastAsia="Times New Roman" w:hAnsiTheme="majorHAnsi" w:cstheme="majorHAnsi"/>
+          <w:sz w:val="24"/>
+          <w:szCs w:val="24"/>
+          <w:lang w:eastAsia="en-AU"/>
+        </w:rPr>
+        <w:t xml:space="preserve"> </w:t>
+      </w:r>
+      <w:r>
+        <w:rPr>
+          <w:rFonts w:asciiTheme="majorHAnsi" w:eastAsia="Times New Roman" w:hAnsiTheme="majorHAnsi" w:cstheme="majorHAnsi"/>
+          <w:sz w:val="24"/>
+          <w:szCs w:val="24"/>
+          <w:lang w:eastAsia="en-AU"/>
+        </w:rPr>
+        <w:t>and competitive differentiation.</w:t>
+      </w:r>
+    </w:p>
+    <w:p>
+      <w:pPr>
+        <w:spacing w:before="100" w:beforeAutospacing="1" w:after="100" w:afterAutospacing="1" w:line="240" w:lineRule="auto"/>
+        <w:jc w:val="both"/>
+        <w:outlineLvl w:val="0"/>
+        <w:rPr>
+          <w:rFonts w:asciiTheme="majorHAnsi" w:eastAsia="Times New Roman" w:hAnsiTheme="majorHAnsi" w:cstheme="majorHAnsi"/>
+          <w:b/>
+          <w:bCs/>
+          <w:kern w:val="36"/>
+          <w:sz w:val="48"/>
+          <w:szCs w:val="48"/>
+          <w:lang w:eastAsia="en-AU"/>
+        </w:rPr>
+      </w:pPr>
+      <w:bookmarkStart w:id="21" w:name="_Toc233814399"/>
+      <w:r>
+        <w:rPr>
+          <w:rFonts w:asciiTheme="majorHAnsi" w:eastAsia="Times New Roman" w:hAnsiTheme="majorHAnsi" w:cstheme="majorHAnsi"/>
+          <w:b/>
+          <w:bCs/>
+          <w:kern w:val="36"/>
+          <w:sz w:val="48"/>
+          <w:szCs w:val="48"/>
+          <w:lang w:eastAsia="en-AU"/>
+        </w:rPr>
+        <w:lastRenderedPageBreak/>
+        <w:t>Why This Questionnaire is Comprehensive</w:t>
       </w:r>
       <w:bookmarkEnd w:id="21"/>
     </w:p>
     <w:p>
       <w:pPr>
         <w:spacing w:before="100" w:beforeAutospacing="1" w:after="100" w:afterAutospacing="1" w:line="240" w:lineRule="auto"/>
-        <w:ind w:firstLine="720"/>
         <w:jc w:val="both"/>
         <w:rPr>
           <w:rFonts w:asciiTheme="majorHAnsi" w:eastAsia="Times New Roman" w:hAnsiTheme="majorHAnsi" w:cstheme="majorHAnsi"/>
@@ -8153,85 +8639,6 @@
           <w:szCs w:val="24"/>
           <w:lang w:eastAsia="en-AU"/>
         </w:rPr>
-        <w:t>Validates o</w:t>
-      </w:r>
-      <w:r>
-        <w:rPr>
-          <w:rFonts w:asciiTheme="majorHAnsi" w:eastAsia="Times New Roman" w:hAnsiTheme="majorHAnsi" w:cstheme="majorHAnsi"/>
-          <w:sz w:val="24"/>
-          <w:szCs w:val="24"/>
-          <w:lang w:eastAsia="en-AU"/>
-        </w:rPr>
-        <w:t>verall Value Proposition</w:t>
-      </w:r>
-      <w:r>
-        <w:rPr>
-          <w:rFonts w:asciiTheme="majorHAnsi" w:eastAsia="Times New Roman" w:hAnsiTheme="majorHAnsi" w:cstheme="majorHAnsi"/>
-          <w:sz w:val="24"/>
-          <w:szCs w:val="24"/>
-          <w:lang w:eastAsia="en-AU"/>
-        </w:rPr>
-        <w:t xml:space="preserve"> </w:t>
-      </w:r>
-      <w:r>
-        <w:rPr>
-          <w:rFonts w:asciiTheme="majorHAnsi" w:eastAsia="Times New Roman" w:hAnsiTheme="majorHAnsi" w:cstheme="majorHAnsi"/>
-          <w:sz w:val="24"/>
-          <w:szCs w:val="24"/>
-          <w:lang w:eastAsia="en-AU"/>
-        </w:rPr>
-        <w:t>and competitive differentiation.</w:t>
-      </w:r>
-    </w:p>
-    <w:p>
-      <w:pPr>
-        <w:spacing w:before="100" w:beforeAutospacing="1" w:after="100" w:afterAutospacing="1" w:line="240" w:lineRule="auto"/>
-        <w:jc w:val="both"/>
-        <w:outlineLvl w:val="0"/>
-        <w:rPr>
-          <w:rFonts w:asciiTheme="majorHAnsi" w:eastAsia="Times New Roman" w:hAnsiTheme="majorHAnsi" w:cstheme="majorHAnsi"/>
-          <w:b/>
-          <w:bCs/>
-          <w:kern w:val="36"/>
-          <w:sz w:val="48"/>
-          <w:szCs w:val="48"/>
-          <w:lang w:eastAsia="en-AU"/>
-        </w:rPr>
-      </w:pPr>
-      <w:bookmarkStart w:id="22" w:name="_Toc233814399"/>
-      <w:r>
-        <w:rPr>
-          <w:rFonts w:asciiTheme="majorHAnsi" w:eastAsia="Times New Roman" w:hAnsiTheme="majorHAnsi" w:cstheme="majorHAnsi"/>
-          <w:b/>
-          <w:bCs/>
-          <w:kern w:val="36"/>
-          <w:sz w:val="48"/>
-          <w:szCs w:val="48"/>
-          <w:lang w:eastAsia="en-AU"/>
-        </w:rPr>
-        <w:t>Why This Questionnaire is Comprehensive</w:t>
-      </w:r>
-      <w:bookmarkEnd w:id="22"/>
-    </w:p>
-    <w:p>
-      <w:pPr>
-        <w:spacing w:before="100" w:beforeAutospacing="1" w:after="100" w:afterAutospacing="1" w:line="240" w:lineRule="auto"/>
-        <w:jc w:val="both"/>
-        <w:rPr>
-          <w:rFonts w:asciiTheme="majorHAnsi" w:eastAsia="Times New Roman" w:hAnsiTheme="majorHAnsi" w:cstheme="majorHAnsi"/>
-          <w:sz w:val="24"/>
-          <w:szCs w:val="24"/>
-          <w:lang w:eastAsia="en-AU"/>
-        </w:rPr>
-      </w:pPr>
-      <w:r>
-        <w:rPr>
-          <w:rFonts w:asciiTheme="majorHAnsi" w:eastAsia="Times New Roman" w:hAnsiTheme="majorHAnsi" w:cstheme="majorHAnsi"/>
-          <w:sz w:val="24"/>
-          <w:szCs w:val="24"/>
-          <w:lang w:eastAsia="en-AU"/>
-        </w:rPr>
-        <w:lastRenderedPageBreak/>
         <w:t>This questionnaire validates nearly every major assumption behind RedDust:</w:t>
       </w:r>
     </w:p>
@@ -8448,16 +8855,18 @@
           <w:rFonts w:asciiTheme="majorHAnsi" w:eastAsia="Times New Roman" w:hAnsiTheme="majorHAnsi" w:cstheme="majorHAnsi"/>
           <w:sz w:val="24"/>
           <w:szCs w:val="24"/>
-          <w:lang w:eastAsia="en-AU"/>
-        </w:rPr>
-      </w:pPr>
-      <w:r>
-        <w:rPr>
-          <w:rFonts w:asciiTheme="majorHAnsi" w:eastAsia="Times New Roman" w:hAnsiTheme="majorHAnsi" w:cstheme="majorHAnsi"/>
-          <w:b/>
-          <w:bCs/>
-          <w:sz w:val="24"/>
-          <w:szCs w:val="24"/>
+          <w:highlight w:val="yellow"/>
+          <w:lang w:eastAsia="en-AU"/>
+        </w:rPr>
+      </w:pPr>
+      <w:r>
+        <w:rPr>
+          <w:rFonts w:asciiTheme="majorHAnsi" w:eastAsia="Times New Roman" w:hAnsiTheme="majorHAnsi" w:cstheme="majorHAnsi"/>
+          <w:b/>
+          <w:bCs/>
+          <w:sz w:val="24"/>
+          <w:szCs w:val="24"/>
+          <w:highlight w:val="yellow"/>
           <w:lang w:eastAsia="en-AU"/>
         </w:rPr>
         <w:t>Customer pains:</w:t>
@@ -8467,6 +8876,7 @@
           <w:rFonts w:asciiTheme="majorHAnsi" w:eastAsia="Times New Roman" w:hAnsiTheme="majorHAnsi" w:cstheme="majorHAnsi"/>
           <w:sz w:val="24"/>
           <w:szCs w:val="24"/>
+          <w:highlight w:val="yellow"/>
           <w:lang w:eastAsia="en-AU"/>
         </w:rPr>
         <w:t xml:space="preserve"> Q1–Q3 </w:t>
@@ -8484,16 +8894,18 @@
           <w:rFonts w:asciiTheme="majorHAnsi" w:eastAsia="Times New Roman" w:hAnsiTheme="majorHAnsi" w:cstheme="majorHAnsi"/>
           <w:sz w:val="24"/>
           <w:szCs w:val="24"/>
-          <w:lang w:eastAsia="en-AU"/>
-        </w:rPr>
-      </w:pPr>
-      <w:r>
-        <w:rPr>
-          <w:rFonts w:asciiTheme="majorHAnsi" w:eastAsia="Times New Roman" w:hAnsiTheme="majorHAnsi" w:cstheme="majorHAnsi"/>
-          <w:b/>
-          <w:bCs/>
-          <w:sz w:val="24"/>
-          <w:szCs w:val="24"/>
+          <w:highlight w:val="yellow"/>
+          <w:lang w:eastAsia="en-AU"/>
+        </w:rPr>
+      </w:pPr>
+      <w:r>
+        <w:rPr>
+          <w:rFonts w:asciiTheme="majorHAnsi" w:eastAsia="Times New Roman" w:hAnsiTheme="majorHAnsi" w:cstheme="majorHAnsi"/>
+          <w:b/>
+          <w:bCs/>
+          <w:sz w:val="24"/>
+          <w:szCs w:val="24"/>
+          <w:highlight w:val="yellow"/>
           <w:lang w:eastAsia="en-AU"/>
         </w:rPr>
         <w:t>Functional jobs:</w:t>
@@ -8503,6 +8915,7 @@
           <w:rFonts w:asciiTheme="majorHAnsi" w:eastAsia="Times New Roman" w:hAnsiTheme="majorHAnsi" w:cstheme="majorHAnsi"/>
           <w:sz w:val="24"/>
           <w:szCs w:val="24"/>
+          <w:highlight w:val="yellow"/>
           <w:lang w:eastAsia="en-AU"/>
         </w:rPr>
         <w:t xml:space="preserve"> Q5, Q6, Q10 </w:t>
@@ -8520,16 +8933,18 @@
           <w:rFonts w:asciiTheme="majorHAnsi" w:eastAsia="Times New Roman" w:hAnsiTheme="majorHAnsi" w:cstheme="majorHAnsi"/>
           <w:sz w:val="24"/>
           <w:szCs w:val="24"/>
-          <w:lang w:eastAsia="en-AU"/>
-        </w:rPr>
-      </w:pPr>
-      <w:r>
-        <w:rPr>
-          <w:rFonts w:asciiTheme="majorHAnsi" w:eastAsia="Times New Roman" w:hAnsiTheme="majorHAnsi" w:cstheme="majorHAnsi"/>
-          <w:b/>
-          <w:bCs/>
-          <w:sz w:val="24"/>
-          <w:szCs w:val="24"/>
+          <w:highlight w:val="yellow"/>
+          <w:lang w:eastAsia="en-AU"/>
+        </w:rPr>
+      </w:pPr>
+      <w:r>
+        <w:rPr>
+          <w:rFonts w:asciiTheme="majorHAnsi" w:eastAsia="Times New Roman" w:hAnsiTheme="majorHAnsi" w:cstheme="majorHAnsi"/>
+          <w:b/>
+          <w:bCs/>
+          <w:sz w:val="24"/>
+          <w:szCs w:val="24"/>
+          <w:highlight w:val="yellow"/>
           <w:lang w:eastAsia="en-AU"/>
         </w:rPr>
         <w:t>Emotional jobs:</w:t>
@@ -8539,6 +8954,7 @@
           <w:rFonts w:asciiTheme="majorHAnsi" w:eastAsia="Times New Roman" w:hAnsiTheme="majorHAnsi" w:cstheme="majorHAnsi"/>
           <w:sz w:val="24"/>
           <w:szCs w:val="24"/>
+          <w:highlight w:val="yellow"/>
           <w:lang w:eastAsia="en-AU"/>
         </w:rPr>
         <w:t xml:space="preserve"> Q4, Q6, Q8, Q9 </w:t>
@@ -8556,16 +8972,18 @@
           <w:rFonts w:asciiTheme="majorHAnsi" w:eastAsia="Times New Roman" w:hAnsiTheme="majorHAnsi" w:cstheme="majorHAnsi"/>
           <w:sz w:val="24"/>
           <w:szCs w:val="24"/>
-          <w:lang w:eastAsia="en-AU"/>
-        </w:rPr>
-      </w:pPr>
-      <w:r>
-        <w:rPr>
-          <w:rFonts w:asciiTheme="majorHAnsi" w:eastAsia="Times New Roman" w:hAnsiTheme="majorHAnsi" w:cstheme="majorHAnsi"/>
-          <w:b/>
-          <w:bCs/>
-          <w:sz w:val="24"/>
-          <w:szCs w:val="24"/>
+          <w:highlight w:val="yellow"/>
+          <w:lang w:eastAsia="en-AU"/>
+        </w:rPr>
+      </w:pPr>
+      <w:r>
+        <w:rPr>
+          <w:rFonts w:asciiTheme="majorHAnsi" w:eastAsia="Times New Roman" w:hAnsiTheme="majorHAnsi" w:cstheme="majorHAnsi"/>
+          <w:b/>
+          <w:bCs/>
+          <w:sz w:val="24"/>
+          <w:szCs w:val="24"/>
+          <w:highlight w:val="yellow"/>
           <w:lang w:eastAsia="en-AU"/>
         </w:rPr>
         <w:t>Social jobs:</w:t>
@@ -8575,6 +8993,7 @@
           <w:rFonts w:asciiTheme="majorHAnsi" w:eastAsia="Times New Roman" w:hAnsiTheme="majorHAnsi" w:cstheme="majorHAnsi"/>
           <w:sz w:val="24"/>
           <w:szCs w:val="24"/>
+          <w:highlight w:val="yellow"/>
           <w:lang w:eastAsia="en-AU"/>
         </w:rPr>
         <w:t xml:space="preserve"> Q4, Q10, Q15 </w:t>
@@ -8592,16 +9011,18 @@
           <w:rFonts w:asciiTheme="majorHAnsi" w:eastAsia="Times New Roman" w:hAnsiTheme="majorHAnsi" w:cstheme="majorHAnsi"/>
           <w:sz w:val="24"/>
           <w:szCs w:val="24"/>
-          <w:lang w:eastAsia="en-AU"/>
-        </w:rPr>
-      </w:pPr>
-      <w:r>
-        <w:rPr>
-          <w:rFonts w:asciiTheme="majorHAnsi" w:eastAsia="Times New Roman" w:hAnsiTheme="majorHAnsi" w:cstheme="majorHAnsi"/>
-          <w:b/>
-          <w:bCs/>
-          <w:sz w:val="24"/>
-          <w:szCs w:val="24"/>
+          <w:highlight w:val="yellow"/>
+          <w:lang w:eastAsia="en-AU"/>
+        </w:rPr>
+      </w:pPr>
+      <w:r>
+        <w:rPr>
+          <w:rFonts w:asciiTheme="majorHAnsi" w:eastAsia="Times New Roman" w:hAnsiTheme="majorHAnsi" w:cstheme="majorHAnsi"/>
+          <w:b/>
+          <w:bCs/>
+          <w:sz w:val="24"/>
+          <w:szCs w:val="24"/>
+          <w:highlight w:val="yellow"/>
           <w:lang w:eastAsia="en-AU"/>
         </w:rPr>
         <w:t>Pain relievers:</w:t>
@@ -8611,6 +9032,7 @@
           <w:rFonts w:asciiTheme="majorHAnsi" w:eastAsia="Times New Roman" w:hAnsiTheme="majorHAnsi" w:cstheme="majorHAnsi"/>
           <w:sz w:val="24"/>
           <w:szCs w:val="24"/>
+          <w:highlight w:val="yellow"/>
           <w:lang w:eastAsia="en-AU"/>
         </w:rPr>
         <w:t xml:space="preserve"> Q4–Q11 </w:t>
@@ -8628,16 +9050,18 @@
           <w:rFonts w:asciiTheme="majorHAnsi" w:eastAsia="Times New Roman" w:hAnsiTheme="majorHAnsi" w:cstheme="majorHAnsi"/>
           <w:sz w:val="24"/>
           <w:szCs w:val="24"/>
-          <w:lang w:eastAsia="en-AU"/>
-        </w:rPr>
-      </w:pPr>
-      <w:r>
-        <w:rPr>
-          <w:rFonts w:asciiTheme="majorHAnsi" w:eastAsia="Times New Roman" w:hAnsiTheme="majorHAnsi" w:cstheme="majorHAnsi"/>
-          <w:b/>
-          <w:bCs/>
-          <w:sz w:val="24"/>
-          <w:szCs w:val="24"/>
+          <w:highlight w:val="yellow"/>
+          <w:lang w:eastAsia="en-AU"/>
+        </w:rPr>
+      </w:pPr>
+      <w:r>
+        <w:rPr>
+          <w:rFonts w:asciiTheme="majorHAnsi" w:eastAsia="Times New Roman" w:hAnsiTheme="majorHAnsi" w:cstheme="majorHAnsi"/>
+          <w:b/>
+          <w:bCs/>
+          <w:sz w:val="24"/>
+          <w:szCs w:val="24"/>
+          <w:highlight w:val="yellow"/>
           <w:lang w:eastAsia="en-AU"/>
         </w:rPr>
         <w:t>Gain creators:</w:t>
@@ -8647,6 +9071,7 @@
           <w:rFonts w:asciiTheme="majorHAnsi" w:eastAsia="Times New Roman" w:hAnsiTheme="majorHAnsi" w:cstheme="majorHAnsi"/>
           <w:sz w:val="24"/>
           <w:szCs w:val="24"/>
+          <w:highlight w:val="yellow"/>
           <w:lang w:eastAsia="en-AU"/>
         </w:rPr>
         <w:t xml:space="preserve"> Q9–Q13 </w:t>
@@ -8664,16 +9089,18 @@
           <w:rFonts w:asciiTheme="majorHAnsi" w:eastAsia="Times New Roman" w:hAnsiTheme="majorHAnsi" w:cstheme="majorHAnsi"/>
           <w:sz w:val="24"/>
           <w:szCs w:val="24"/>
-          <w:lang w:eastAsia="en-AU"/>
-        </w:rPr>
-      </w:pPr>
-      <w:r>
-        <w:rPr>
-          <w:rFonts w:asciiTheme="majorHAnsi" w:eastAsia="Times New Roman" w:hAnsiTheme="majorHAnsi" w:cstheme="majorHAnsi"/>
-          <w:b/>
-          <w:bCs/>
-          <w:sz w:val="24"/>
-          <w:szCs w:val="24"/>
+          <w:highlight w:val="yellow"/>
+          <w:lang w:eastAsia="en-AU"/>
+        </w:rPr>
+      </w:pPr>
+      <w:r>
+        <w:rPr>
+          <w:rFonts w:asciiTheme="majorHAnsi" w:eastAsia="Times New Roman" w:hAnsiTheme="majorHAnsi" w:cstheme="majorHAnsi"/>
+          <w:b/>
+          <w:bCs/>
+          <w:sz w:val="24"/>
+          <w:szCs w:val="24"/>
+          <w:highlight w:val="yellow"/>
           <w:lang w:eastAsia="en-AU"/>
         </w:rPr>
         <w:t>Value proposition:</w:t>
@@ -8683,6 +9110,7 @@
           <w:rFonts w:asciiTheme="majorHAnsi" w:eastAsia="Times New Roman" w:hAnsiTheme="majorHAnsi" w:cstheme="majorHAnsi"/>
           <w:sz w:val="24"/>
           <w:szCs w:val="24"/>
+          <w:highlight w:val="yellow"/>
           <w:lang w:eastAsia="en-AU"/>
         </w:rPr>
         <w:t xml:space="preserve"> Q15 </w:t>
@@ -8700,16 +9128,18 @@
           <w:rFonts w:asciiTheme="majorHAnsi" w:eastAsia="Times New Roman" w:hAnsiTheme="majorHAnsi" w:cstheme="majorHAnsi"/>
           <w:sz w:val="24"/>
           <w:szCs w:val="24"/>
-          <w:lang w:eastAsia="en-AU"/>
-        </w:rPr>
-      </w:pPr>
-      <w:r>
-        <w:rPr>
-          <w:rFonts w:asciiTheme="majorHAnsi" w:eastAsia="Times New Roman" w:hAnsiTheme="majorHAnsi" w:cstheme="majorHAnsi"/>
-          <w:b/>
-          <w:bCs/>
-          <w:sz w:val="24"/>
-          <w:szCs w:val="24"/>
+          <w:highlight w:val="yellow"/>
+          <w:lang w:eastAsia="en-AU"/>
+        </w:rPr>
+      </w:pPr>
+      <w:r>
+        <w:rPr>
+          <w:rFonts w:asciiTheme="majorHAnsi" w:eastAsia="Times New Roman" w:hAnsiTheme="majorHAnsi" w:cstheme="majorHAnsi"/>
+          <w:b/>
+          <w:bCs/>
+          <w:sz w:val="24"/>
+          <w:szCs w:val="24"/>
+          <w:highlight w:val="yellow"/>
           <w:lang w:eastAsia="en-AU"/>
         </w:rPr>
         <w:t>Business model and pricing:</w:t>
@@ -8719,10 +9149,13 @@
           <w:rFonts w:asciiTheme="majorHAnsi" w:eastAsia="Times New Roman" w:hAnsiTheme="majorHAnsi" w:cstheme="majorHAnsi"/>
           <w:sz w:val="24"/>
           <w:szCs w:val="24"/>
+          <w:highlight w:val="yellow"/>
           <w:lang w:eastAsia="en-AU"/>
         </w:rPr>
         <w:t xml:space="preserve"> Q14 </w:t>
       </w:r>
+      <w:bookmarkStart w:id="22" w:name="_GoBack"/>
+      <w:bookmarkEnd w:id="22"/>
     </w:p>
     <w:p>
       <w:pPr>
@@ -11445,7 +11878,7 @@
 </file>
 
 <file path=customXml/itemProps1.xml><?xml version="1.0" encoding="utf-8"?>
-<ds:datastoreItem xmlns:ds="http://schemas.openxmlformats.org/officeDocument/2006/customXml" ds:itemID="{F1587081-7F45-45E5-94F8-B712F2EED6E9}">
+<ds:datastoreItem xmlns:ds="http://schemas.openxmlformats.org/officeDocument/2006/customXml" ds:itemID="{E6F6273F-67C2-4D84-9439-9B11399FB9D3}">
   <ds:schemaRefs>
     <ds:schemaRef ds:uri="http://schemas.openxmlformats.org/officeDocument/2006/bibliography"/>
   </ds:schemaRefs>
